--- a/FASE 2/Evidencias Individuales/2.1_APT122_DiarioReflexionFase2.docx
+++ b/FASE 2/Evidencias Individuales/2.1_APT122_DiarioReflexionFase2.docx
@@ -1,6 +1,6 @@
 
 <file path=word/document.xml><?xml version="1.0" encoding="utf-8"?>
-<w:document xmlns:wpc="http://schemas.microsoft.com/office/word/2010/wordprocessingCanvas" xmlns:cx="http://schemas.microsoft.com/office/drawing/2014/chartex" xmlns:mc="http://schemas.openxmlformats.org/markup-compatibility/2006" xmlns:o="urn:schemas-microsoft-com:office:office" xmlns:r="http://schemas.openxmlformats.org/officeDocument/2006/relationships" xmlns:m="http://schemas.openxmlformats.org/officeDocument/2006/math" xmlns:v="urn:schemas-microsoft-com:vml" xmlns:wp14="http://schemas.microsoft.com/office/word/2010/wordprocessingDrawing" xmlns:wp="http://schemas.openxmlformats.org/drawingml/2006/wordprocessingDrawing" xmlns:w10="urn:schemas-microsoft-com:office:word" xmlns:w="http://schemas.openxmlformats.org/wordprocessingml/2006/main" xmlns:w14="http://schemas.microsoft.com/office/word/2010/wordml" xmlns:w15="http://schemas.microsoft.com/office/word/2012/wordml" xmlns:w16se="http://schemas.microsoft.com/office/word/2015/wordml/symex" xmlns:wpg="http://schemas.microsoft.com/office/word/2010/wordprocessingGroup" xmlns:wpi="http://schemas.microsoft.com/office/word/2010/wordprocessingInk" xmlns:wne="http://schemas.microsoft.com/office/word/2006/wordml" xmlns:wps="http://schemas.microsoft.com/office/word/2010/wordprocessingShape" mc:Ignorable="w14 w15 w16se wp14">
+<w:document xmlns:wpc="http://schemas.microsoft.com/office/word/2010/wordprocessingCanvas" xmlns:cx="http://schemas.microsoft.com/office/drawing/2014/chartex" xmlns:cx1="http://schemas.microsoft.com/office/drawing/2015/9/8/chartex" xmlns:cx2="http://schemas.microsoft.com/office/drawing/2015/10/21/chartex" xmlns:cx3="http://schemas.microsoft.com/office/drawing/2016/5/9/chartex" xmlns:cx4="http://schemas.microsoft.com/office/drawing/2016/5/10/chartex" xmlns:cx5="http://schemas.microsoft.com/office/drawing/2016/5/11/chartex" xmlns:cx6="http://schemas.microsoft.com/office/drawing/2016/5/12/chartex" xmlns:cx7="http://schemas.microsoft.com/office/drawing/2016/5/13/chartex" xmlns:cx8="http://schemas.microsoft.com/office/drawing/2016/5/14/chartex" xmlns:mc="http://schemas.openxmlformats.org/markup-compatibility/2006" xmlns:aink="http://schemas.microsoft.com/office/drawing/2016/ink" xmlns:am3d="http://schemas.microsoft.com/office/drawing/2017/model3d" xmlns:o="urn:schemas-microsoft-com:office:office" xmlns:oel="http://schemas.microsoft.com/office/2019/extlst" xmlns:r="http://schemas.openxmlformats.org/officeDocument/2006/relationships" xmlns:m="http://schemas.openxmlformats.org/officeDocument/2006/math" xmlns:v="urn:schemas-microsoft-com:vml" xmlns:wp14="http://schemas.microsoft.com/office/word/2010/wordprocessingDrawing" xmlns:wp="http://schemas.openxmlformats.org/drawingml/2006/wordprocessingDrawing" xmlns:w10="urn:schemas-microsoft-com:office:word" xmlns:w="http://schemas.openxmlformats.org/wordprocessingml/2006/main" xmlns:w14="http://schemas.microsoft.com/office/word/2010/wordml" xmlns:w15="http://schemas.microsoft.com/office/word/2012/wordml" xmlns:w16cex="http://schemas.microsoft.com/office/word/2018/wordml/cex" xmlns:w16cid="http://schemas.microsoft.com/office/word/2016/wordml/cid" xmlns:w16="http://schemas.microsoft.com/office/word/2018/wordml" xmlns:w16du="http://schemas.microsoft.com/office/word/2023/wordml/word16du" xmlns:w16sdtdh="http://schemas.microsoft.com/office/word/2020/wordml/sdtdatahash" xmlns:w16sdtfl="http://schemas.microsoft.com/office/word/2024/wordml/sdtformatlock" xmlns:w16se="http://schemas.microsoft.com/office/word/2015/wordml/symex" xmlns:wpg="http://schemas.microsoft.com/office/word/2010/wordprocessingGroup" xmlns:wpi="http://schemas.microsoft.com/office/word/2010/wordprocessingInk" xmlns:wne="http://schemas.microsoft.com/office/word/2006/wordml" xmlns:wps="http://schemas.microsoft.com/office/word/2010/wordprocessingShape" mc:Ignorable="w14 w15 w16se w16cid w16 w16cex w16sdtdh w16sdtfl w16du wp14">
   <w:body>
     <w:p/>
     <w:tbl>
@@ -121,7 +121,25 @@
                 <w:sz w:val="24"/>
                 <w:szCs w:val="24"/>
               </w:rPr>
-              <w:t xml:space="preserve">Esta pauta tiene como objetivo ayudarte a monitorear el desarrollo de tu Proyecto APT, reflexionando sobre tus avances de acuerdo con lo planificado en la fase anterior y recibiendo retroalimentación de tus pares y docentes que te permita hacer los ajustes necesarios para cumplir con los objetivos de tu proyecto. Esta pauta debe ser respondida </w:t>
+              <w:t xml:space="preserve">Esta pauta tiene como objetivo ayudarte a monitorear el desarrollo de tu Proyecto APT, reflexionando sobre tus avances de acuerdo con lo planificado en la fase anterior y recibiendo retroalimentación de tus </w:t>
+            </w:r>
+            <w:proofErr w:type="spellStart"/>
+            <w:r>
+              <w:rPr>
+                <w:rFonts w:eastAsiaTheme="majorEastAsia"/>
+                <w:sz w:val="24"/>
+                <w:szCs w:val="24"/>
+              </w:rPr>
+              <w:t>pares</w:t>
+            </w:r>
+            <w:proofErr w:type="spellEnd"/>
+            <w:r>
+              <w:rPr>
+                <w:rFonts w:eastAsiaTheme="majorEastAsia"/>
+                <w:sz w:val="24"/>
+                <w:szCs w:val="24"/>
+              </w:rPr>
+              <w:t xml:space="preserve"> y docentes que te permita hacer los ajustes necesarios para cumplir con los objetivos de tu proyecto. Esta pauta debe ser respondida </w:t>
             </w:r>
             <w:r>
               <w:rPr>
@@ -286,7 +304,25 @@
                 <w:sz w:val="24"/>
                 <w:szCs w:val="24"/>
               </w:rPr>
-              <w:t>1. Mira tu carta Gantt y reflexiona sobre los avances de tu Proyecto APT</w:t>
+              <w:t xml:space="preserve">1. Mira </w:t>
+            </w:r>
+            <w:proofErr w:type="spellStart"/>
+            <w:r>
+              <w:rPr>
+                <w:rFonts w:eastAsiaTheme="majorEastAsia"/>
+                <w:sz w:val="24"/>
+                <w:szCs w:val="24"/>
+              </w:rPr>
+              <w:t>tu</w:t>
+            </w:r>
+            <w:proofErr w:type="spellEnd"/>
+            <w:r>
+              <w:rPr>
+                <w:rFonts w:eastAsiaTheme="majorEastAsia"/>
+                <w:sz w:val="24"/>
+                <w:szCs w:val="24"/>
+              </w:rPr>
+              <w:t xml:space="preserve"> carta Gantt y reflexiona sobre los avances de tu Proyecto APT</w:t>
             </w:r>
           </w:p>
         </w:tc>
@@ -306,7 +342,6 @@
               <w:jc w:val="both"/>
               <w:rPr>
                 <w:rFonts w:eastAsiaTheme="majorEastAsia"/>
-                <w:color w:val="767171" w:themeColor="background2" w:themeShade="80"/>
                 <w:sz w:val="24"/>
                 <w:szCs w:val="24"/>
               </w:rPr>
@@ -335,34 +370,121 @@
             <w:pPr>
               <w:jc w:val="both"/>
               <w:rPr>
-                <w:rFonts w:ascii="Calibri" w:hAnsi="Calibri"/>
-                <w:b/>
-                <w:bCs/>
-                <w:color w:val="1F4E79" w:themeColor="accent1" w:themeShade="80"/>
+                <w:rFonts w:eastAsiaTheme="majorEastAsia"/>
+                <w:color w:val="002060"/>
+                <w:sz w:val="24"/>
+                <w:szCs w:val="24"/>
               </w:rPr>
             </w:pPr>
+            <w:r>
+              <w:rPr>
+                <w:rFonts w:eastAsiaTheme="majorEastAsia"/>
+                <w:color w:val="002060"/>
+                <w:sz w:val="24"/>
+                <w:szCs w:val="24"/>
+              </w:rPr>
+              <w:t xml:space="preserve">Sí, hasta la fecha se han cumplido satisfactoriamente las actividades programadas para la etapa de definición y diseño inicial. Gracias a la adopción de una metodología ágil adaptada (Solo Scrum) con </w:t>
+            </w:r>
+            <w:proofErr w:type="spellStart"/>
+            <w:r>
+              <w:rPr>
+                <w:rFonts w:eastAsiaTheme="majorEastAsia"/>
+                <w:color w:val="002060"/>
+                <w:sz w:val="24"/>
+                <w:szCs w:val="24"/>
+              </w:rPr>
+              <w:t>sprints</w:t>
+            </w:r>
+            <w:proofErr w:type="spellEnd"/>
+            <w:r>
+              <w:rPr>
+                <w:rFonts w:eastAsiaTheme="majorEastAsia"/>
+                <w:color w:val="002060"/>
+                <w:sz w:val="24"/>
+                <w:szCs w:val="24"/>
+              </w:rPr>
+              <w:t xml:space="preserve"> semanales, se ha logrado mantener un ritmo constante en el levantamiento de requerimientos y el diseño de la arquitectura, evitando desviaciones significativas en la Carta Gantt.</w:t>
+            </w:r>
           </w:p>
           <w:p>
             <w:pPr>
               <w:jc w:val="both"/>
               <w:rPr>
-                <w:rFonts w:ascii="Calibri" w:hAnsi="Calibri"/>
-                <w:b/>
-                <w:bCs/>
-                <w:color w:val="1F4E79" w:themeColor="accent1" w:themeShade="80"/>
+                <w:rFonts w:eastAsiaTheme="majorEastAsia"/>
+                <w:color w:val="002060"/>
+                <w:sz w:val="24"/>
+                <w:szCs w:val="24"/>
               </w:rPr>
             </w:pPr>
-          </w:p>
-          <w:p>
-            <w:pPr>
-              <w:jc w:val="both"/>
-              <w:rPr>
-                <w:rFonts w:ascii="Calibri" w:hAnsi="Calibri"/>
-                <w:b/>
-                <w:bCs/>
-                <w:color w:val="1F4E79" w:themeColor="accent1" w:themeShade="80"/>
-              </w:rPr>
-            </w:pPr>
+            <w:r>
+              <w:rPr>
+                <w:rFonts w:eastAsiaTheme="majorEastAsia"/>
+                <w:color w:val="002060"/>
+                <w:sz w:val="24"/>
+                <w:szCs w:val="24"/>
+              </w:rPr>
+              <w:t xml:space="preserve">Respecto a los factores que han influido en el desarrollo, por un lado, ha sido fundamental la validación inmediata entregada por el socio estratégico en su rol de </w:t>
+            </w:r>
+            <w:proofErr w:type="spellStart"/>
+            <w:r>
+              <w:rPr>
+                <w:rFonts w:eastAsiaTheme="majorEastAsia"/>
+                <w:color w:val="002060"/>
+                <w:sz w:val="24"/>
+                <w:szCs w:val="24"/>
+              </w:rPr>
+              <w:t>Product</w:t>
+            </w:r>
+            <w:proofErr w:type="spellEnd"/>
+            <w:r>
+              <w:rPr>
+                <w:rFonts w:eastAsiaTheme="majorEastAsia"/>
+                <w:color w:val="002060"/>
+                <w:sz w:val="24"/>
+                <w:szCs w:val="24"/>
+              </w:rPr>
+              <w:t xml:space="preserve"> </w:t>
+            </w:r>
+            <w:proofErr w:type="spellStart"/>
+            <w:r>
+              <w:rPr>
+                <w:rFonts w:eastAsiaTheme="majorEastAsia"/>
+                <w:color w:val="002060"/>
+                <w:sz w:val="24"/>
+                <w:szCs w:val="24"/>
+              </w:rPr>
+              <w:t>Owner</w:t>
+            </w:r>
+            <w:proofErr w:type="spellEnd"/>
+            <w:r>
+              <w:rPr>
+                <w:rFonts w:eastAsiaTheme="majorEastAsia"/>
+                <w:color w:val="002060"/>
+                <w:sz w:val="24"/>
+                <w:szCs w:val="24"/>
+              </w:rPr>
+              <w:t xml:space="preserve">, lo cual agilizó la definición de requisitos críticos y eliminó ambigüedades, sumado a mi dominio técnico en arquitectura de software y la metodología de </w:t>
+            </w:r>
+            <w:proofErr w:type="spellStart"/>
+            <w:r>
+              <w:rPr>
+                <w:rFonts w:eastAsiaTheme="majorEastAsia"/>
+                <w:color w:val="002060"/>
+                <w:sz w:val="24"/>
+                <w:szCs w:val="24"/>
+              </w:rPr>
+              <w:t>sprints</w:t>
+            </w:r>
+            <w:proofErr w:type="spellEnd"/>
+            <w:r>
+              <w:rPr>
+                <w:rFonts w:eastAsiaTheme="majorEastAsia"/>
+                <w:color w:val="002060"/>
+                <w:sz w:val="24"/>
+                <w:szCs w:val="24"/>
+              </w:rPr>
+              <w:t xml:space="preserve"> semanales que permitieron visualizar avances tangibles rápidamente. Por otro lado, si bien la carga laboral externa presentó desafíos importantes para coordinar los tiempos y hubo una tendencia inicial a ampliar el alcance con funcionalidades no críticas, estas dificultades se han mitigado eficazmente concentrando las sesiones intensivas de codificación durante los fines de semana y aplicando una priorización estricta del Backlog para asegurar el cumplimiento de los plazos académicos del MVP.</w:t>
+            </w:r>
           </w:p>
         </w:tc>
       </w:tr>
@@ -442,7 +564,6 @@
               <w:jc w:val="both"/>
               <w:rPr>
                 <w:rFonts w:eastAsiaTheme="majorEastAsia"/>
-                <w:color w:val="767171" w:themeColor="background2" w:themeShade="80"/>
                 <w:sz w:val="24"/>
                 <w:szCs w:val="24"/>
               </w:rPr>
@@ -460,10 +581,10 @@
             <w:pPr>
               <w:jc w:val="both"/>
               <w:rPr>
-                <w:rFonts w:ascii="Calibri" w:hAnsi="Calibri"/>
-                <w:b/>
-                <w:bCs/>
-                <w:color w:val="1F4E79" w:themeColor="accent1" w:themeShade="80"/>
+                <w:rFonts w:eastAsiaTheme="majorEastAsia"/>
+                <w:color w:val="767171" w:themeColor="background2" w:themeShade="80"/>
+                <w:sz w:val="24"/>
+                <w:szCs w:val="24"/>
               </w:rPr>
             </w:pPr>
           </w:p>
@@ -471,34 +592,80 @@
             <w:pPr>
               <w:jc w:val="both"/>
               <w:rPr>
-                <w:rFonts w:ascii="Calibri" w:hAnsi="Calibri"/>
-                <w:b/>
-                <w:bCs/>
-                <w:color w:val="1F4E79" w:themeColor="accent1" w:themeShade="80"/>
+                <w:rFonts w:eastAsiaTheme="majorEastAsia"/>
+                <w:color w:val="002060"/>
+                <w:sz w:val="24"/>
+                <w:szCs w:val="24"/>
               </w:rPr>
             </w:pPr>
-          </w:p>
-          <w:p>
-            <w:pPr>
-              <w:jc w:val="both"/>
-              <w:rPr>
-                <w:rFonts w:ascii="Calibri" w:hAnsi="Calibri"/>
-                <w:b/>
-                <w:bCs/>
-                <w:color w:val="1F4E79" w:themeColor="accent1" w:themeShade="80"/>
-              </w:rPr>
-            </w:pPr>
-          </w:p>
-          <w:p>
-            <w:pPr>
-              <w:jc w:val="both"/>
-              <w:rPr>
-                <w:rFonts w:ascii="Calibri" w:hAnsi="Calibri"/>
-                <w:b/>
-                <w:bCs/>
-                <w:color w:val="1F4E79" w:themeColor="accent1" w:themeShade="80"/>
-              </w:rPr>
-            </w:pPr>
+            <w:r>
+              <w:rPr>
+                <w:rFonts w:eastAsiaTheme="majorEastAsia"/>
+                <w:color w:val="002060"/>
+                <w:sz w:val="24"/>
+                <w:szCs w:val="24"/>
+              </w:rPr>
+              <w:t>Para enfrentar las dificultades identificadas, especialmente la restricción de tiempo impuesta por mi trabajo actual, he planificado y ejecutado una estrategia de "bloques de desarrollo intensivo" durante los fines de semana para las tareas de codificación compleja, reservando los días de semana para gestión y documentación; esta disciplina me permite avanzar sin interrupciones. Simultáneamente, para contrarrestar cualquier desviación en el alcance (</w:t>
+            </w:r>
+            <w:proofErr w:type="spellStart"/>
+            <w:r>
+              <w:rPr>
+                <w:rFonts w:eastAsiaTheme="majorEastAsia"/>
+                <w:color w:val="002060"/>
+                <w:sz w:val="24"/>
+                <w:szCs w:val="24"/>
+              </w:rPr>
+              <w:t>scope</w:t>
+            </w:r>
+            <w:proofErr w:type="spellEnd"/>
+            <w:r>
+              <w:rPr>
+                <w:rFonts w:eastAsiaTheme="majorEastAsia"/>
+                <w:color w:val="002060"/>
+                <w:sz w:val="24"/>
+                <w:szCs w:val="24"/>
+              </w:rPr>
+              <w:t xml:space="preserve"> </w:t>
+            </w:r>
+            <w:proofErr w:type="spellStart"/>
+            <w:r>
+              <w:rPr>
+                <w:rFonts w:eastAsiaTheme="majorEastAsia"/>
+                <w:color w:val="002060"/>
+                <w:sz w:val="24"/>
+                <w:szCs w:val="24"/>
+              </w:rPr>
+              <w:t>creep</w:t>
+            </w:r>
+            <w:proofErr w:type="spellEnd"/>
+            <w:r>
+              <w:rPr>
+                <w:rFonts w:eastAsiaTheme="majorEastAsia"/>
+                <w:color w:val="002060"/>
+                <w:sz w:val="24"/>
+                <w:szCs w:val="24"/>
+              </w:rPr>
+              <w:t xml:space="preserve">), me he apoyado en la figura de mi socio estratégico para filtrar rigurosamente los requerimientos bajo el criterio de "valor inmediato", </w:t>
+            </w:r>
+            <w:r>
+              <w:rPr>
+                <w:rFonts w:eastAsiaTheme="majorEastAsia"/>
+                <w:color w:val="002060"/>
+                <w:sz w:val="24"/>
+                <w:szCs w:val="24"/>
+              </w:rPr>
+              <w:lastRenderedPageBreak/>
+              <w:t xml:space="preserve">posponiendo cualquier funcionalidad que no sea esencial para el Producto Mínimo Viable (MVP) y utilizando las ceremonias semanales de Scrum para realinear los objetivos y asegurar que los recursos limitados se inviertan únicamente en actividades </w:t>
+            </w:r>
+            <w:r>
+              <w:rPr>
+                <w:rFonts w:eastAsiaTheme="majorEastAsia"/>
+                <w:color w:val="002060"/>
+                <w:sz w:val="24"/>
+                <w:szCs w:val="24"/>
+              </w:rPr>
+              <w:t>que permitan avance al proyecto</w:t>
+            </w:r>
           </w:p>
         </w:tc>
       </w:tr>
@@ -674,7 +841,6 @@
               <w:jc w:val="both"/>
               <w:rPr>
                 <w:rFonts w:eastAsiaTheme="majorEastAsia"/>
-                <w:color w:val="767171" w:themeColor="background2" w:themeShade="80"/>
                 <w:sz w:val="24"/>
                 <w:szCs w:val="24"/>
               </w:rPr>
@@ -685,7 +851,6 @@
                 <w:sz w:val="24"/>
                 <w:szCs w:val="24"/>
               </w:rPr>
-              <w:lastRenderedPageBreak/>
               <w:t>¿Cómo evalúas tu</w:t>
             </w:r>
             <w:r>
@@ -718,7 +883,66 @@
                 <w:sz w:val="24"/>
                 <w:szCs w:val="24"/>
               </w:rPr>
-              <w:t xml:space="preserve">? </w:t>
+              <w:t>?</w:t>
+            </w:r>
+          </w:p>
+          <w:p>
+            <w:pPr>
+              <w:jc w:val="both"/>
+              <w:rPr>
+                <w:rFonts w:eastAsiaTheme="majorEastAsia"/>
+                <w:sz w:val="24"/>
+                <w:szCs w:val="24"/>
+              </w:rPr>
+            </w:pPr>
+          </w:p>
+          <w:p>
+            <w:pPr>
+              <w:jc w:val="both"/>
+              <w:rPr>
+                <w:rFonts w:eastAsiaTheme="majorEastAsia"/>
+                <w:color w:val="002060"/>
+                <w:sz w:val="24"/>
+                <w:szCs w:val="24"/>
+              </w:rPr>
+            </w:pPr>
+            <w:r>
+              <w:rPr>
+                <w:rFonts w:eastAsiaTheme="majorEastAsia"/>
+                <w:color w:val="002060"/>
+                <w:sz w:val="24"/>
+                <w:szCs w:val="24"/>
+              </w:rPr>
+              <w:t xml:space="preserve">Evalúo mi desempeño como altamente efectivo en el aspecto técnico pero desafiante en cuanto a la gestión del tiempo, destacando principalmente la solidez de la arquitectura y el modelo de datos definidos en esta fase, pues logré traducir requerimientos ambiguos del negocio dental en un esquema estructurado y escalable que demuestra mis competencias de egreso. Sin embargo, reconozco que para mejorar debo optimizar mi disciplina de trabajo durante los días hábiles para reducir la dependencia de los fines de semana y así evitar la fatiga acumulada, buscando una </w:t>
+            </w:r>
+            <w:proofErr w:type="spellStart"/>
+            <w:r>
+              <w:rPr>
+                <w:rFonts w:eastAsiaTheme="majorEastAsia"/>
+                <w:color w:val="002060"/>
+                <w:sz w:val="24"/>
+                <w:szCs w:val="24"/>
+              </w:rPr>
+              <w:t>micro-gestión</w:t>
+            </w:r>
+            <w:proofErr w:type="spellEnd"/>
+            <w:r>
+              <w:rPr>
+                <w:rFonts w:eastAsiaTheme="majorEastAsia"/>
+                <w:color w:val="002060"/>
+                <w:sz w:val="24"/>
+                <w:szCs w:val="24"/>
+              </w:rPr>
+              <w:t xml:space="preserve"> de los tiempos libres durante la semana que permita un ritmo más sostenible.</w:t>
+            </w:r>
+            <w:r>
+              <w:rPr>
+                <w:rFonts w:eastAsiaTheme="majorEastAsia"/>
+                <w:color w:val="002060"/>
+                <w:sz w:val="24"/>
+                <w:szCs w:val="24"/>
+              </w:rPr>
+              <w:t xml:space="preserve"> </w:t>
             </w:r>
           </w:p>
           <w:p>
@@ -873,6 +1097,36 @@
             <w:pPr>
               <w:jc w:val="both"/>
               <w:rPr>
+                <w:rFonts w:eastAsiaTheme="majorEastAsia"/>
+                <w:color w:val="002060"/>
+                <w:sz w:val="24"/>
+                <w:szCs w:val="24"/>
+              </w:rPr>
+            </w:pPr>
+            <w:r>
+              <w:rPr>
+                <w:rFonts w:eastAsiaTheme="majorEastAsia"/>
+                <w:color w:val="002060"/>
+                <w:sz w:val="24"/>
+                <w:szCs w:val="24"/>
+              </w:rPr>
+              <w:t xml:space="preserve">Mi principal inquietud radica en el volumen de codificación que se aproxima en la Fase 2 y cómo equilibrar la rapidez de entrega con la sistematización del código al trabajar solo, pues me preocupa no comprometer la calidad técnica por cumplir con la funcionalidad operativa. En este sentido, me </w:t>
+            </w:r>
+            <w:r>
+              <w:rPr>
+                <w:rFonts w:eastAsiaTheme="majorEastAsia"/>
+                <w:color w:val="002060"/>
+                <w:sz w:val="24"/>
+                <w:szCs w:val="24"/>
+              </w:rPr>
+              <w:lastRenderedPageBreak/>
+              <w:t>gustaría preguntar al docente qué nivel de profundidad se espera específicamente en las evidencias de sistematización como integración continua y cobertura de pruebas frente a la cantidad de funcionalidades terminadas que se exigirán para la entrega final del proyecto individual.</w:t>
+            </w:r>
+          </w:p>
+          <w:p>
+            <w:pPr>
+              <w:jc w:val="both"/>
+              <w:rPr>
                 <w:rFonts w:ascii="Calibri" w:hAnsi="Calibri"/>
                 <w:b/>
                 <w:bCs/>
@@ -1033,6 +1287,26 @@
               <w:jc w:val="both"/>
               <w:rPr>
                 <w:rFonts w:eastAsiaTheme="majorEastAsia"/>
+                <w:color w:val="002060"/>
+                <w:sz w:val="24"/>
+                <w:szCs w:val="24"/>
+              </w:rPr>
+            </w:pPr>
+            <w:r>
+              <w:rPr>
+                <w:rFonts w:eastAsiaTheme="majorEastAsia"/>
+                <w:color w:val="002060"/>
+                <w:sz w:val="24"/>
+                <w:szCs w:val="24"/>
+              </w:rPr>
+              <w:t>Si bien los roles principales de desarrollo y validación se mantienen, hemos detectado la necesidad de redistribuir ciertas tareas operativas para descongestionar mi carga técnica, por lo que se delegará al socio estratégico la tarea de preparación y limpieza de datos para que entregue las planillas de pacientes e insumos en un formato estandarizado listo para la carga. Adicionalmente, se asignará formalmente al socio la nueva actividad de crear los casos de prueba de usuario basados en escenarios reales de atención antes del término del desarrollo, con el fin de agilizar la etapa de validación final.</w:t>
+            </w:r>
+          </w:p>
+          <w:p>
+            <w:pPr>
+              <w:jc w:val="both"/>
+              <w:rPr>
+                <w:rFonts w:eastAsiaTheme="majorEastAsia"/>
                 <w:color w:val="767171" w:themeColor="background2" w:themeShade="80"/>
                 <w:sz w:val="24"/>
                 <w:szCs w:val="24"/>
@@ -1139,10 +1413,18 @@
                 <w:sz w:val="24"/>
                 <w:szCs w:val="24"/>
               </w:rPr>
-              <w:t>. APT  grupal</w:t>
+              <w:t xml:space="preserve">. </w:t>
             </w:r>
-            <w:bookmarkStart w:id="0" w:name="_GoBack"/>
-            <w:bookmarkEnd w:id="0"/>
+            <w:proofErr w:type="gramStart"/>
+            <w:r>
+              <w:rPr>
+                <w:rFonts w:eastAsiaTheme="majorEastAsia"/>
+                <w:sz w:val="24"/>
+                <w:szCs w:val="24"/>
+              </w:rPr>
+              <w:t>APT  grupal</w:t>
+            </w:r>
+            <w:proofErr w:type="gramEnd"/>
           </w:p>
         </w:tc>
       </w:tr>
@@ -1191,6 +1473,26 @@
               <w:jc w:val="both"/>
               <w:rPr>
                 <w:rFonts w:eastAsiaTheme="majorEastAsia"/>
+                <w:color w:val="002060"/>
+                <w:sz w:val="24"/>
+                <w:szCs w:val="24"/>
+              </w:rPr>
+            </w:pPr>
+            <w:r>
+              <w:rPr>
+                <w:rFonts w:eastAsiaTheme="majorEastAsia"/>
+                <w:color w:val="002060"/>
+                <w:sz w:val="24"/>
+                <w:szCs w:val="24"/>
+              </w:rPr>
+              <w:t>Evaluamos la dinámica de trabajo como sinérgica y eficiente, funcionando de manera similar a una consultora donde la clara complementariedad de conocimientos entre el dominio clínico del socio y mi experiencia informática evita traslapes de funciones y agiliza la toma de decisiones. No obstante, hemos identificado que debemos mejorar la formalización de los acuerdos, ya que en ocasiones las decisiones importantes tomadas en conversaciones informales no quedan registradas, por lo que nos comprometemos a mejorar el rigor en el registro de cambios de alcance en las actas o tableros del proyecto para asegurar la trazabilidad futura.</w:t>
+            </w:r>
+          </w:p>
+          <w:p>
+            <w:pPr>
+              <w:jc w:val="both"/>
+              <w:rPr>
+                <w:rFonts w:eastAsiaTheme="majorEastAsia"/>
                 <w:color w:val="767171" w:themeColor="background2" w:themeShade="80"/>
                 <w:sz w:val="24"/>
                 <w:szCs w:val="24"/>
@@ -1272,7 +1574,7 @@
 </file>
 
 <file path=word/endnotes.xml><?xml version="1.0" encoding="utf-8"?>
-<w:endnotes xmlns:wpc="http://schemas.microsoft.com/office/word/2010/wordprocessingCanvas" xmlns:cx="http://schemas.microsoft.com/office/drawing/2014/chartex" xmlns:mc="http://schemas.openxmlformats.org/markup-compatibility/2006" xmlns:o="urn:schemas-microsoft-com:office:office" xmlns:r="http://schemas.openxmlformats.org/officeDocument/2006/relationships" xmlns:m="http://schemas.openxmlformats.org/officeDocument/2006/math" xmlns:v="urn:schemas-microsoft-com:vml" xmlns:wp14="http://schemas.microsoft.com/office/word/2010/wordprocessingDrawing" xmlns:wp="http://schemas.openxmlformats.org/drawingml/2006/wordprocessingDrawing" xmlns:w10="urn:schemas-microsoft-com:office:word" xmlns:w="http://schemas.openxmlformats.org/wordprocessingml/2006/main" xmlns:w14="http://schemas.microsoft.com/office/word/2010/wordml" xmlns:w15="http://schemas.microsoft.com/office/word/2012/wordml" xmlns:w16se="http://schemas.microsoft.com/office/word/2015/wordml/symex" xmlns:wpg="http://schemas.microsoft.com/office/word/2010/wordprocessingGroup" xmlns:wpi="http://schemas.microsoft.com/office/word/2010/wordprocessingInk" xmlns:wne="http://schemas.microsoft.com/office/word/2006/wordml" xmlns:wps="http://schemas.microsoft.com/office/word/2010/wordprocessingShape" mc:Ignorable="w14 w15 w16se wp14">
+<w:endnotes xmlns:wpc="http://schemas.microsoft.com/office/word/2010/wordprocessingCanvas" xmlns:cx="http://schemas.microsoft.com/office/drawing/2014/chartex" xmlns:cx1="http://schemas.microsoft.com/office/drawing/2015/9/8/chartex" xmlns:cx2="http://schemas.microsoft.com/office/drawing/2015/10/21/chartex" xmlns:cx3="http://schemas.microsoft.com/office/drawing/2016/5/9/chartex" xmlns:cx4="http://schemas.microsoft.com/office/drawing/2016/5/10/chartex" xmlns:cx5="http://schemas.microsoft.com/office/drawing/2016/5/11/chartex" xmlns:cx6="http://schemas.microsoft.com/office/drawing/2016/5/12/chartex" xmlns:cx7="http://schemas.microsoft.com/office/drawing/2016/5/13/chartex" xmlns:cx8="http://schemas.microsoft.com/office/drawing/2016/5/14/chartex" xmlns:mc="http://schemas.openxmlformats.org/markup-compatibility/2006" xmlns:aink="http://schemas.microsoft.com/office/drawing/2016/ink" xmlns:am3d="http://schemas.microsoft.com/office/drawing/2017/model3d" xmlns:o="urn:schemas-microsoft-com:office:office" xmlns:oel="http://schemas.microsoft.com/office/2019/extlst" xmlns:r="http://schemas.openxmlformats.org/officeDocument/2006/relationships" xmlns:m="http://schemas.openxmlformats.org/officeDocument/2006/math" xmlns:v="urn:schemas-microsoft-com:vml" xmlns:wp14="http://schemas.microsoft.com/office/word/2010/wordprocessingDrawing" xmlns:wp="http://schemas.openxmlformats.org/drawingml/2006/wordprocessingDrawing" xmlns:w10="urn:schemas-microsoft-com:office:word" xmlns:w="http://schemas.openxmlformats.org/wordprocessingml/2006/main" xmlns:w14="http://schemas.microsoft.com/office/word/2010/wordml" xmlns:w15="http://schemas.microsoft.com/office/word/2012/wordml" xmlns:w16cex="http://schemas.microsoft.com/office/word/2018/wordml/cex" xmlns:w16cid="http://schemas.microsoft.com/office/word/2016/wordml/cid" xmlns:w16="http://schemas.microsoft.com/office/word/2018/wordml" xmlns:w16du="http://schemas.microsoft.com/office/word/2023/wordml/word16du" xmlns:w16sdtdh="http://schemas.microsoft.com/office/word/2020/wordml/sdtdatahash" xmlns:w16sdtfl="http://schemas.microsoft.com/office/word/2024/wordml/sdtformatlock" xmlns:w16se="http://schemas.microsoft.com/office/word/2015/wordml/symex" xmlns:wpg="http://schemas.microsoft.com/office/word/2010/wordprocessingGroup" xmlns:wpi="http://schemas.microsoft.com/office/word/2010/wordprocessingInk" xmlns:wne="http://schemas.microsoft.com/office/word/2006/wordml" xmlns:wps="http://schemas.microsoft.com/office/word/2010/wordprocessingShape" mc:Ignorable="w14 w15 w16se w16cid w16 w16cex w16sdtdh w16sdtfl w16du wp14">
   <w:endnote w:type="separator" w:id="-1">
     <w:p>
       <w:pPr>
@@ -1297,7 +1599,7 @@
 </file>
 
 <file path=word/footer1.xml><?xml version="1.0" encoding="utf-8"?>
-<w:ftr xmlns:wpc="http://schemas.microsoft.com/office/word/2010/wordprocessingCanvas" xmlns:cx="http://schemas.microsoft.com/office/drawing/2014/chartex" xmlns:mc="http://schemas.openxmlformats.org/markup-compatibility/2006" xmlns:o="urn:schemas-microsoft-com:office:office" xmlns:r="http://schemas.openxmlformats.org/officeDocument/2006/relationships" xmlns:m="http://schemas.openxmlformats.org/officeDocument/2006/math" xmlns:v="urn:schemas-microsoft-com:vml" xmlns:wp14="http://schemas.microsoft.com/office/word/2010/wordprocessingDrawing" xmlns:wp="http://schemas.openxmlformats.org/drawingml/2006/wordprocessingDrawing" xmlns:w10="urn:schemas-microsoft-com:office:word" xmlns:w="http://schemas.openxmlformats.org/wordprocessingml/2006/main" xmlns:w14="http://schemas.microsoft.com/office/word/2010/wordml" xmlns:w15="http://schemas.microsoft.com/office/word/2012/wordml" xmlns:w16se="http://schemas.microsoft.com/office/word/2015/wordml/symex" xmlns:wpg="http://schemas.microsoft.com/office/word/2010/wordprocessingGroup" xmlns:wpi="http://schemas.microsoft.com/office/word/2010/wordprocessingInk" xmlns:wne="http://schemas.microsoft.com/office/word/2006/wordml" xmlns:wps="http://schemas.microsoft.com/office/word/2010/wordprocessingShape" mc:Ignorable="w14 w15 w16se wp14">
+<w:ftr xmlns:wpc="http://schemas.microsoft.com/office/word/2010/wordprocessingCanvas" xmlns:cx="http://schemas.microsoft.com/office/drawing/2014/chartex" xmlns:cx1="http://schemas.microsoft.com/office/drawing/2015/9/8/chartex" xmlns:cx2="http://schemas.microsoft.com/office/drawing/2015/10/21/chartex" xmlns:cx3="http://schemas.microsoft.com/office/drawing/2016/5/9/chartex" xmlns:cx4="http://schemas.microsoft.com/office/drawing/2016/5/10/chartex" xmlns:cx5="http://schemas.microsoft.com/office/drawing/2016/5/11/chartex" xmlns:cx6="http://schemas.microsoft.com/office/drawing/2016/5/12/chartex" xmlns:cx7="http://schemas.microsoft.com/office/drawing/2016/5/13/chartex" xmlns:cx8="http://schemas.microsoft.com/office/drawing/2016/5/14/chartex" xmlns:mc="http://schemas.openxmlformats.org/markup-compatibility/2006" xmlns:aink="http://schemas.microsoft.com/office/drawing/2016/ink" xmlns:am3d="http://schemas.microsoft.com/office/drawing/2017/model3d" xmlns:o="urn:schemas-microsoft-com:office:office" xmlns:oel="http://schemas.microsoft.com/office/2019/extlst" xmlns:r="http://schemas.openxmlformats.org/officeDocument/2006/relationships" xmlns:m="http://schemas.openxmlformats.org/officeDocument/2006/math" xmlns:v="urn:schemas-microsoft-com:vml" xmlns:wp14="http://schemas.microsoft.com/office/word/2010/wordprocessingDrawing" xmlns:wp="http://schemas.openxmlformats.org/drawingml/2006/wordprocessingDrawing" xmlns:w10="urn:schemas-microsoft-com:office:word" xmlns:w="http://schemas.openxmlformats.org/wordprocessingml/2006/main" xmlns:w14="http://schemas.microsoft.com/office/word/2010/wordml" xmlns:w15="http://schemas.microsoft.com/office/word/2012/wordml" xmlns:w16cex="http://schemas.microsoft.com/office/word/2018/wordml/cex" xmlns:w16cid="http://schemas.microsoft.com/office/word/2016/wordml/cid" xmlns:w16="http://schemas.microsoft.com/office/word/2018/wordml" xmlns:w16du="http://schemas.microsoft.com/office/word/2023/wordml/word16du" xmlns:w16sdtdh="http://schemas.microsoft.com/office/word/2020/wordml/sdtdatahash" xmlns:w16sdtfl="http://schemas.microsoft.com/office/word/2024/wordml/sdtformatlock" xmlns:w16se="http://schemas.microsoft.com/office/word/2015/wordml/symex" xmlns:wpg="http://schemas.microsoft.com/office/word/2010/wordprocessingGroup" xmlns:wpi="http://schemas.microsoft.com/office/word/2010/wordprocessingInk" xmlns:wne="http://schemas.microsoft.com/office/word/2006/wordml" xmlns:wps="http://schemas.microsoft.com/office/word/2010/wordprocessingShape" mc:Ignorable="w14 w15 w16se w16cid w16 w16cex w16sdtdh w16sdtfl w16du wp14">
   <w:sdt>
     <w:sdtPr>
       <w:id w:val="-937982979"/>
@@ -1306,7 +1608,6 @@
         <w:docPartUnique/>
       </w:docPartObj>
     </w:sdtPr>
-    <w:sdtEndPr/>
     <w:sdtContent>
       <w:p>
         <w:pPr>
@@ -1518,7 +1819,7 @@
             </mc:Choice>
             <mc:Fallback>
               <w:pict>
-                <v:group w14:anchorId="51D00065" id="Grupo 32" o:spid="_x0000_s1026" style="position:absolute;margin-left:0;margin-top:0;width:610.5pt;height:15pt;z-index:251659264;mso-width-percent:1000;mso-position-horizontal:center;mso-position-horizontal-relative:page;mso-position-vertical:center;mso-position-vertical-relative:bottom-margin-area;mso-width-percent:1000" coordorigin=",14970" coordsize="12255,300" o:gfxdata="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">
+                <v:group w14:anchorId="51D00065" id="Grupo 32" o:spid="_x0000_s1026" style="position:absolute;margin-left:0;margin-top:0;width:610.5pt;height:15pt;z-index:251659264;mso-width-percent:1000;mso-position-horizontal:center;mso-position-horizontal-relative:page;mso-position-vertical:center;mso-position-vertical-relative:bottom-margin-area;mso-width-percent:1000" coordorigin=",14970" coordsize="12255,300" o:gfxdata="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">
                   <v:shapetype id="_x0000_t202" coordsize="21600,21600" o:spt="202" path="m,l,21600r21600,l21600,xe">
                     <v:stroke joinstyle="miter"/>
                     <v:path gradientshapeok="t" o:connecttype="rect"/>
@@ -1585,7 +1886,7 @@
 </file>
 
 <file path=word/footnotes.xml><?xml version="1.0" encoding="utf-8"?>
-<w:footnotes xmlns:wpc="http://schemas.microsoft.com/office/word/2010/wordprocessingCanvas" xmlns:cx="http://schemas.microsoft.com/office/drawing/2014/chartex" xmlns:mc="http://schemas.openxmlformats.org/markup-compatibility/2006" xmlns:o="urn:schemas-microsoft-com:office:office" xmlns:r="http://schemas.openxmlformats.org/officeDocument/2006/relationships" xmlns:m="http://schemas.openxmlformats.org/officeDocument/2006/math" xmlns:v="urn:schemas-microsoft-com:vml" xmlns:wp14="http://schemas.microsoft.com/office/word/2010/wordprocessingDrawing" xmlns:wp="http://schemas.openxmlformats.org/drawingml/2006/wordprocessingDrawing" xmlns:w10="urn:schemas-microsoft-com:office:word" xmlns:w="http://schemas.openxmlformats.org/wordprocessingml/2006/main" xmlns:w14="http://schemas.microsoft.com/office/word/2010/wordml" xmlns:w15="http://schemas.microsoft.com/office/word/2012/wordml" xmlns:w16se="http://schemas.microsoft.com/office/word/2015/wordml/symex" xmlns:wpg="http://schemas.microsoft.com/office/word/2010/wordprocessingGroup" xmlns:wpi="http://schemas.microsoft.com/office/word/2010/wordprocessingInk" xmlns:wne="http://schemas.microsoft.com/office/word/2006/wordml" xmlns:wps="http://schemas.microsoft.com/office/word/2010/wordprocessingShape" mc:Ignorable="w14 w15 w16se wp14">
+<w:footnotes xmlns:wpc="http://schemas.microsoft.com/office/word/2010/wordprocessingCanvas" xmlns:cx="http://schemas.microsoft.com/office/drawing/2014/chartex" xmlns:cx1="http://schemas.microsoft.com/office/drawing/2015/9/8/chartex" xmlns:cx2="http://schemas.microsoft.com/office/drawing/2015/10/21/chartex" xmlns:cx3="http://schemas.microsoft.com/office/drawing/2016/5/9/chartex" xmlns:cx4="http://schemas.microsoft.com/office/drawing/2016/5/10/chartex" xmlns:cx5="http://schemas.microsoft.com/office/drawing/2016/5/11/chartex" xmlns:cx6="http://schemas.microsoft.com/office/drawing/2016/5/12/chartex" xmlns:cx7="http://schemas.microsoft.com/office/drawing/2016/5/13/chartex" xmlns:cx8="http://schemas.microsoft.com/office/drawing/2016/5/14/chartex" xmlns:mc="http://schemas.openxmlformats.org/markup-compatibility/2006" xmlns:aink="http://schemas.microsoft.com/office/drawing/2016/ink" xmlns:am3d="http://schemas.microsoft.com/office/drawing/2017/model3d" xmlns:o="urn:schemas-microsoft-com:office:office" xmlns:oel="http://schemas.microsoft.com/office/2019/extlst" xmlns:r="http://schemas.openxmlformats.org/officeDocument/2006/relationships" xmlns:m="http://schemas.openxmlformats.org/officeDocument/2006/math" xmlns:v="urn:schemas-microsoft-com:vml" xmlns:wp14="http://schemas.microsoft.com/office/word/2010/wordprocessingDrawing" xmlns:wp="http://schemas.openxmlformats.org/drawingml/2006/wordprocessingDrawing" xmlns:w10="urn:schemas-microsoft-com:office:word" xmlns:w="http://schemas.openxmlformats.org/wordprocessingml/2006/main" xmlns:w14="http://schemas.microsoft.com/office/word/2010/wordml" xmlns:w15="http://schemas.microsoft.com/office/word/2012/wordml" xmlns:w16cex="http://schemas.microsoft.com/office/word/2018/wordml/cex" xmlns:w16cid="http://schemas.microsoft.com/office/word/2016/wordml/cid" xmlns:w16="http://schemas.microsoft.com/office/word/2018/wordml" xmlns:w16du="http://schemas.microsoft.com/office/word/2023/wordml/word16du" xmlns:w16sdtdh="http://schemas.microsoft.com/office/word/2020/wordml/sdtdatahash" xmlns:w16sdtfl="http://schemas.microsoft.com/office/word/2024/wordml/sdtformatlock" xmlns:w16se="http://schemas.microsoft.com/office/word/2015/wordml/symex" xmlns:wpg="http://schemas.microsoft.com/office/word/2010/wordprocessingGroup" xmlns:wpi="http://schemas.microsoft.com/office/word/2010/wordprocessingInk" xmlns:wne="http://schemas.microsoft.com/office/word/2006/wordml" xmlns:wps="http://schemas.microsoft.com/office/word/2010/wordprocessingShape" mc:Ignorable="w14 w15 w16se w16cid w16 w16cex w16sdtdh w16sdtfl w16du wp14">
   <w:footnote w:type="separator" w:id="-1">
     <w:p>
       <w:pPr>
@@ -1610,7 +1911,7 @@
 </file>
 
 <file path=word/header1.xml><?xml version="1.0" encoding="utf-8"?>
-<w:hdr xmlns:wpc="http://schemas.microsoft.com/office/word/2010/wordprocessingCanvas" xmlns:cx="http://schemas.microsoft.com/office/drawing/2014/chartex" xmlns:mc="http://schemas.openxmlformats.org/markup-compatibility/2006" xmlns:o="urn:schemas-microsoft-com:office:office" xmlns:r="http://schemas.openxmlformats.org/officeDocument/2006/relationships" xmlns:m="http://schemas.openxmlformats.org/officeDocument/2006/math" xmlns:v="urn:schemas-microsoft-com:vml" xmlns:wp14="http://schemas.microsoft.com/office/word/2010/wordprocessingDrawing" xmlns:wp="http://schemas.openxmlformats.org/drawingml/2006/wordprocessingDrawing" xmlns:w10="urn:schemas-microsoft-com:office:word" xmlns:w="http://schemas.openxmlformats.org/wordprocessingml/2006/main" xmlns:w14="http://schemas.microsoft.com/office/word/2010/wordml" xmlns:w15="http://schemas.microsoft.com/office/word/2012/wordml" xmlns:w16se="http://schemas.microsoft.com/office/word/2015/wordml/symex" xmlns:wpg="http://schemas.microsoft.com/office/word/2010/wordprocessingGroup" xmlns:wpi="http://schemas.microsoft.com/office/word/2010/wordprocessingInk" xmlns:wne="http://schemas.microsoft.com/office/word/2006/wordml" xmlns:wps="http://schemas.microsoft.com/office/word/2010/wordprocessingShape" mc:Ignorable="w14 w15 w16se wp14">
+<w:hdr xmlns:wpc="http://schemas.microsoft.com/office/word/2010/wordprocessingCanvas" xmlns:cx="http://schemas.microsoft.com/office/drawing/2014/chartex" xmlns:cx1="http://schemas.microsoft.com/office/drawing/2015/9/8/chartex" xmlns:cx2="http://schemas.microsoft.com/office/drawing/2015/10/21/chartex" xmlns:cx3="http://schemas.microsoft.com/office/drawing/2016/5/9/chartex" xmlns:cx4="http://schemas.microsoft.com/office/drawing/2016/5/10/chartex" xmlns:cx5="http://schemas.microsoft.com/office/drawing/2016/5/11/chartex" xmlns:cx6="http://schemas.microsoft.com/office/drawing/2016/5/12/chartex" xmlns:cx7="http://schemas.microsoft.com/office/drawing/2016/5/13/chartex" xmlns:cx8="http://schemas.microsoft.com/office/drawing/2016/5/14/chartex" xmlns:mc="http://schemas.openxmlformats.org/markup-compatibility/2006" xmlns:aink="http://schemas.microsoft.com/office/drawing/2016/ink" xmlns:am3d="http://schemas.microsoft.com/office/drawing/2017/model3d" xmlns:o="urn:schemas-microsoft-com:office:office" xmlns:oel="http://schemas.microsoft.com/office/2019/extlst" xmlns:r="http://schemas.openxmlformats.org/officeDocument/2006/relationships" xmlns:m="http://schemas.openxmlformats.org/officeDocument/2006/math" xmlns:v="urn:schemas-microsoft-com:vml" xmlns:wp14="http://schemas.microsoft.com/office/word/2010/wordprocessingDrawing" xmlns:wp="http://schemas.openxmlformats.org/drawingml/2006/wordprocessingDrawing" xmlns:w10="urn:schemas-microsoft-com:office:word" xmlns:w="http://schemas.openxmlformats.org/wordprocessingml/2006/main" xmlns:w14="http://schemas.microsoft.com/office/word/2010/wordml" xmlns:w15="http://schemas.microsoft.com/office/word/2012/wordml" xmlns:w16cex="http://schemas.microsoft.com/office/word/2018/wordml/cex" xmlns:w16cid="http://schemas.microsoft.com/office/word/2016/wordml/cid" xmlns:w16="http://schemas.microsoft.com/office/word/2018/wordml" xmlns:w16du="http://schemas.microsoft.com/office/word/2023/wordml/word16du" xmlns:w16sdtdh="http://schemas.microsoft.com/office/word/2020/wordml/sdtdatahash" xmlns:w16sdtfl="http://schemas.microsoft.com/office/word/2024/wordml/sdtformatlock" xmlns:w16se="http://schemas.microsoft.com/office/word/2015/wordml/symex" xmlns:wpg="http://schemas.microsoft.com/office/word/2010/wordprocessingGroup" xmlns:wpi="http://schemas.microsoft.com/office/word/2010/wordprocessingInk" xmlns:wne="http://schemas.microsoft.com/office/word/2006/wordml" xmlns:wps="http://schemas.microsoft.com/office/word/2010/wordprocessingShape" mc:Ignorable="w14 w15 w16se w16cid w16 w16cex w16sdtdh w16sdtfl w16du wp14">
   <w:tbl>
     <w:tblPr>
       <w:tblStyle w:val="Tablaconcuadrcula"/>
@@ -1790,7 +2091,7 @@
 </file>
 
 <file path=word/header2.xml><?xml version="1.0" encoding="utf-8"?>
-<w:hdr xmlns:wpc="http://schemas.microsoft.com/office/word/2010/wordprocessingCanvas" xmlns:cx="http://schemas.microsoft.com/office/drawing/2014/chartex" xmlns:mc="http://schemas.openxmlformats.org/markup-compatibility/2006" xmlns:o="urn:schemas-microsoft-com:office:office" xmlns:r="http://schemas.openxmlformats.org/officeDocument/2006/relationships" xmlns:m="http://schemas.openxmlformats.org/officeDocument/2006/math" xmlns:v="urn:schemas-microsoft-com:vml" xmlns:wp14="http://schemas.microsoft.com/office/word/2010/wordprocessingDrawing" xmlns:wp="http://schemas.openxmlformats.org/drawingml/2006/wordprocessingDrawing" xmlns:w10="urn:schemas-microsoft-com:office:word" xmlns:w="http://schemas.openxmlformats.org/wordprocessingml/2006/main" xmlns:w14="http://schemas.microsoft.com/office/word/2010/wordml" xmlns:w15="http://schemas.microsoft.com/office/word/2012/wordml" xmlns:w16se="http://schemas.microsoft.com/office/word/2015/wordml/symex" xmlns:wpg="http://schemas.microsoft.com/office/word/2010/wordprocessingGroup" xmlns:wpi="http://schemas.microsoft.com/office/word/2010/wordprocessingInk" xmlns:wne="http://schemas.microsoft.com/office/word/2006/wordml" xmlns:wps="http://schemas.microsoft.com/office/word/2010/wordprocessingShape" mc:Ignorable="w14 w15 w16se wp14">
+<w:hdr xmlns:wpc="http://schemas.microsoft.com/office/word/2010/wordprocessingCanvas" xmlns:cx="http://schemas.microsoft.com/office/drawing/2014/chartex" xmlns:cx1="http://schemas.microsoft.com/office/drawing/2015/9/8/chartex" xmlns:cx2="http://schemas.microsoft.com/office/drawing/2015/10/21/chartex" xmlns:cx3="http://schemas.microsoft.com/office/drawing/2016/5/9/chartex" xmlns:cx4="http://schemas.microsoft.com/office/drawing/2016/5/10/chartex" xmlns:cx5="http://schemas.microsoft.com/office/drawing/2016/5/11/chartex" xmlns:cx6="http://schemas.microsoft.com/office/drawing/2016/5/12/chartex" xmlns:cx7="http://schemas.microsoft.com/office/drawing/2016/5/13/chartex" xmlns:cx8="http://schemas.microsoft.com/office/drawing/2016/5/14/chartex" xmlns:mc="http://schemas.openxmlformats.org/markup-compatibility/2006" xmlns:aink="http://schemas.microsoft.com/office/drawing/2016/ink" xmlns:am3d="http://schemas.microsoft.com/office/drawing/2017/model3d" xmlns:o="urn:schemas-microsoft-com:office:office" xmlns:oel="http://schemas.microsoft.com/office/2019/extlst" xmlns:r="http://schemas.openxmlformats.org/officeDocument/2006/relationships" xmlns:m="http://schemas.openxmlformats.org/officeDocument/2006/math" xmlns:v="urn:schemas-microsoft-com:vml" xmlns:wp14="http://schemas.microsoft.com/office/word/2010/wordprocessingDrawing" xmlns:wp="http://schemas.openxmlformats.org/drawingml/2006/wordprocessingDrawing" xmlns:w10="urn:schemas-microsoft-com:office:word" xmlns:w="http://schemas.openxmlformats.org/wordprocessingml/2006/main" xmlns:w14="http://schemas.microsoft.com/office/word/2010/wordml" xmlns:w15="http://schemas.microsoft.com/office/word/2012/wordml" xmlns:w16cex="http://schemas.microsoft.com/office/word/2018/wordml/cex" xmlns:w16cid="http://schemas.microsoft.com/office/word/2016/wordml/cid" xmlns:w16="http://schemas.microsoft.com/office/word/2018/wordml" xmlns:w16du="http://schemas.microsoft.com/office/word/2023/wordml/word16du" xmlns:w16sdtdh="http://schemas.microsoft.com/office/word/2020/wordml/sdtdatahash" xmlns:w16sdtfl="http://schemas.microsoft.com/office/word/2024/wordml/sdtformatlock" xmlns:w16se="http://schemas.microsoft.com/office/word/2015/wordml/symex" xmlns:wpg="http://schemas.microsoft.com/office/word/2010/wordprocessingGroup" xmlns:wpi="http://schemas.microsoft.com/office/word/2010/wordprocessingInk" xmlns:wne="http://schemas.microsoft.com/office/word/2006/wordml" xmlns:wps="http://schemas.microsoft.com/office/word/2010/wordprocessingShape" mc:Ignorable="w14 w15 w16se w16cid w16 w16cex w16sdtdh w16sdtfl w16du wp14">
   <w:tbl>
     <w:tblPr>
       <w:tblStyle w:val="Tablaconcuadrcula"/>
@@ -2065,7 +2366,7 @@
 </file>
 
 <file path=word/numbering.xml><?xml version="1.0" encoding="utf-8"?>
-<w:numbering xmlns:wpc="http://schemas.microsoft.com/office/word/2010/wordprocessingCanvas" xmlns:cx="http://schemas.microsoft.com/office/drawing/2014/chartex" xmlns:mc="http://schemas.openxmlformats.org/markup-compatibility/2006" xmlns:o="urn:schemas-microsoft-com:office:office" xmlns:r="http://schemas.openxmlformats.org/officeDocument/2006/relationships" xmlns:m="http://schemas.openxmlformats.org/officeDocument/2006/math" xmlns:v="urn:schemas-microsoft-com:vml" xmlns:wp14="http://schemas.microsoft.com/office/word/2010/wordprocessingDrawing" xmlns:wp="http://schemas.openxmlformats.org/drawingml/2006/wordprocessingDrawing" xmlns:w10="urn:schemas-microsoft-com:office:word" xmlns:w="http://schemas.openxmlformats.org/wordprocessingml/2006/main" xmlns:w14="http://schemas.microsoft.com/office/word/2010/wordml" xmlns:w15="http://schemas.microsoft.com/office/word/2012/wordml" xmlns:w16se="http://schemas.microsoft.com/office/word/2015/wordml/symex" xmlns:wpg="http://schemas.microsoft.com/office/word/2010/wordprocessingGroup" xmlns:wpi="http://schemas.microsoft.com/office/word/2010/wordprocessingInk" xmlns:wne="http://schemas.microsoft.com/office/word/2006/wordml" xmlns:wps="http://schemas.microsoft.com/office/word/2010/wordprocessingShape" mc:Ignorable="w14 w15 w16se wp14">
+<w:numbering xmlns:wpc="http://schemas.microsoft.com/office/word/2010/wordprocessingCanvas" xmlns:cx="http://schemas.microsoft.com/office/drawing/2014/chartex" xmlns:cx1="http://schemas.microsoft.com/office/drawing/2015/9/8/chartex" xmlns:cx2="http://schemas.microsoft.com/office/drawing/2015/10/21/chartex" xmlns:cx3="http://schemas.microsoft.com/office/drawing/2016/5/9/chartex" xmlns:cx4="http://schemas.microsoft.com/office/drawing/2016/5/10/chartex" xmlns:cx5="http://schemas.microsoft.com/office/drawing/2016/5/11/chartex" xmlns:cx6="http://schemas.microsoft.com/office/drawing/2016/5/12/chartex" xmlns:cx7="http://schemas.microsoft.com/office/drawing/2016/5/13/chartex" xmlns:cx8="http://schemas.microsoft.com/office/drawing/2016/5/14/chartex" xmlns:mc="http://schemas.openxmlformats.org/markup-compatibility/2006" xmlns:aink="http://schemas.microsoft.com/office/drawing/2016/ink" xmlns:am3d="http://schemas.microsoft.com/office/drawing/2017/model3d" xmlns:o="urn:schemas-microsoft-com:office:office" xmlns:oel="http://schemas.microsoft.com/office/2019/extlst" xmlns:r="http://schemas.openxmlformats.org/officeDocument/2006/relationships" xmlns:m="http://schemas.openxmlformats.org/officeDocument/2006/math" xmlns:v="urn:schemas-microsoft-com:vml" xmlns:wp14="http://schemas.microsoft.com/office/word/2010/wordprocessingDrawing" xmlns:wp="http://schemas.openxmlformats.org/drawingml/2006/wordprocessingDrawing" xmlns:w10="urn:schemas-microsoft-com:office:word" xmlns:w="http://schemas.openxmlformats.org/wordprocessingml/2006/main" xmlns:w14="http://schemas.microsoft.com/office/word/2010/wordml" xmlns:w15="http://schemas.microsoft.com/office/word/2012/wordml" xmlns:w16cex="http://schemas.microsoft.com/office/word/2018/wordml/cex" xmlns:w16cid="http://schemas.microsoft.com/office/word/2016/wordml/cid" xmlns:w16="http://schemas.microsoft.com/office/word/2018/wordml" xmlns:w16du="http://schemas.microsoft.com/office/word/2023/wordml/word16du" xmlns:w16sdtdh="http://schemas.microsoft.com/office/word/2020/wordml/sdtdatahash" xmlns:w16sdtfl="http://schemas.microsoft.com/office/word/2024/wordml/sdtformatlock" xmlns:w16se="http://schemas.microsoft.com/office/word/2015/wordml/symex" xmlns:wpg="http://schemas.microsoft.com/office/word/2010/wordprocessingGroup" xmlns:wpi="http://schemas.microsoft.com/office/word/2010/wordprocessingInk" xmlns:wne="http://schemas.microsoft.com/office/word/2006/wordml" xmlns:wps="http://schemas.microsoft.com/office/word/2010/wordprocessingShape" mc:Ignorable="w14 w15 w16se w16cid w16 w16cex w16sdtdh w16sdtfl w16du wp14">
   <w:abstractNum w:abstractNumId="0" w15:restartNumberingAfterBreak="0">
     <w:nsid w:val="049156A1"/>
     <w:multiLevelType w:val="hybridMultilevel"/>
@@ -6639,124 +6940,124 @@
       </w:rPr>
     </w:lvl>
   </w:abstractNum>
-  <w:num w:numId="1">
+  <w:num w:numId="1" w16cid:durableId="2106218543">
     <w:abstractNumId w:val="3"/>
   </w:num>
-  <w:num w:numId="2">
+  <w:num w:numId="2" w16cid:durableId="315380439">
     <w:abstractNumId w:val="8"/>
   </w:num>
-  <w:num w:numId="3">
+  <w:num w:numId="3" w16cid:durableId="2031373311">
     <w:abstractNumId w:val="12"/>
   </w:num>
-  <w:num w:numId="4">
+  <w:num w:numId="4" w16cid:durableId="444230279">
     <w:abstractNumId w:val="28"/>
   </w:num>
-  <w:num w:numId="5">
+  <w:num w:numId="5" w16cid:durableId="1925185859">
     <w:abstractNumId w:val="30"/>
   </w:num>
-  <w:num w:numId="6">
+  <w:num w:numId="6" w16cid:durableId="1367486378">
     <w:abstractNumId w:val="4"/>
   </w:num>
-  <w:num w:numId="7">
+  <w:num w:numId="7" w16cid:durableId="172305974">
     <w:abstractNumId w:val="11"/>
   </w:num>
-  <w:num w:numId="8">
+  <w:num w:numId="8" w16cid:durableId="1919948378">
     <w:abstractNumId w:val="19"/>
   </w:num>
-  <w:num w:numId="9">
+  <w:num w:numId="9" w16cid:durableId="956178474">
     <w:abstractNumId w:val="15"/>
   </w:num>
-  <w:num w:numId="10">
+  <w:num w:numId="10" w16cid:durableId="509222427">
     <w:abstractNumId w:val="9"/>
   </w:num>
-  <w:num w:numId="11">
+  <w:num w:numId="11" w16cid:durableId="2126385942">
     <w:abstractNumId w:val="24"/>
   </w:num>
-  <w:num w:numId="12">
+  <w:num w:numId="12" w16cid:durableId="853112477">
     <w:abstractNumId w:val="35"/>
   </w:num>
-  <w:num w:numId="13">
+  <w:num w:numId="13" w16cid:durableId="1237478000">
     <w:abstractNumId w:val="29"/>
   </w:num>
-  <w:num w:numId="14">
+  <w:num w:numId="14" w16cid:durableId="1823306408">
     <w:abstractNumId w:val="1"/>
   </w:num>
-  <w:num w:numId="15">
+  <w:num w:numId="15" w16cid:durableId="1030884231">
     <w:abstractNumId w:val="36"/>
   </w:num>
-  <w:num w:numId="16">
+  <w:num w:numId="16" w16cid:durableId="72359957">
     <w:abstractNumId w:val="21"/>
   </w:num>
-  <w:num w:numId="17">
+  <w:num w:numId="17" w16cid:durableId="953367664">
     <w:abstractNumId w:val="17"/>
   </w:num>
-  <w:num w:numId="18">
+  <w:num w:numId="18" w16cid:durableId="2066486345">
     <w:abstractNumId w:val="31"/>
   </w:num>
-  <w:num w:numId="19">
+  <w:num w:numId="19" w16cid:durableId="708452396">
     <w:abstractNumId w:val="10"/>
   </w:num>
-  <w:num w:numId="20">
+  <w:num w:numId="20" w16cid:durableId="1474642697">
     <w:abstractNumId w:val="39"/>
   </w:num>
-  <w:num w:numId="21">
+  <w:num w:numId="21" w16cid:durableId="515534364">
     <w:abstractNumId w:val="34"/>
   </w:num>
-  <w:num w:numId="22">
+  <w:num w:numId="22" w16cid:durableId="1774932815">
     <w:abstractNumId w:val="13"/>
   </w:num>
-  <w:num w:numId="23">
+  <w:num w:numId="23" w16cid:durableId="1121999716">
     <w:abstractNumId w:val="14"/>
   </w:num>
-  <w:num w:numId="24">
+  <w:num w:numId="24" w16cid:durableId="1638563144">
     <w:abstractNumId w:val="5"/>
   </w:num>
-  <w:num w:numId="25">
+  <w:num w:numId="25" w16cid:durableId="1689017602">
     <w:abstractNumId w:val="16"/>
   </w:num>
-  <w:num w:numId="26">
+  <w:num w:numId="26" w16cid:durableId="1619751186">
     <w:abstractNumId w:val="20"/>
   </w:num>
-  <w:num w:numId="27">
+  <w:num w:numId="27" w16cid:durableId="30107442">
     <w:abstractNumId w:val="23"/>
   </w:num>
-  <w:num w:numId="28">
+  <w:num w:numId="28" w16cid:durableId="179004128">
     <w:abstractNumId w:val="0"/>
   </w:num>
-  <w:num w:numId="29">
+  <w:num w:numId="29" w16cid:durableId="1074207025">
     <w:abstractNumId w:val="18"/>
   </w:num>
-  <w:num w:numId="30">
+  <w:num w:numId="30" w16cid:durableId="1093747334">
     <w:abstractNumId w:val="22"/>
   </w:num>
-  <w:num w:numId="31">
+  <w:num w:numId="31" w16cid:durableId="1075976100">
     <w:abstractNumId w:val="2"/>
   </w:num>
-  <w:num w:numId="32">
+  <w:num w:numId="32" w16cid:durableId="1279408393">
     <w:abstractNumId w:val="7"/>
   </w:num>
-  <w:num w:numId="33">
+  <w:num w:numId="33" w16cid:durableId="1877548827">
     <w:abstractNumId w:val="32"/>
   </w:num>
-  <w:num w:numId="34">
+  <w:num w:numId="34" w16cid:durableId="2075816758">
     <w:abstractNumId w:val="38"/>
   </w:num>
-  <w:num w:numId="35">
+  <w:num w:numId="35" w16cid:durableId="1328943375">
     <w:abstractNumId w:val="6"/>
   </w:num>
-  <w:num w:numId="36">
+  <w:num w:numId="36" w16cid:durableId="2103530215">
     <w:abstractNumId w:val="25"/>
   </w:num>
-  <w:num w:numId="37">
+  <w:num w:numId="37" w16cid:durableId="1033192634">
     <w:abstractNumId w:val="37"/>
   </w:num>
-  <w:num w:numId="38">
+  <w:num w:numId="38" w16cid:durableId="917179496">
     <w:abstractNumId w:val="27"/>
   </w:num>
-  <w:num w:numId="39">
+  <w:num w:numId="39" w16cid:durableId="76637433">
     <w:abstractNumId w:val="26"/>
   </w:num>
-  <w:num w:numId="40">
+  <w:num w:numId="40" w16cid:durableId="2126188394">
     <w:abstractNumId w:val="33"/>
   </w:num>
   <w:numIdMacAtCleanup w:val="18"/>
@@ -6764,7 +7065,7 @@
 </file>
 
 <file path=word/styles.xml><?xml version="1.0" encoding="utf-8"?>
-<w:styles xmlns:mc="http://schemas.openxmlformats.org/markup-compatibility/2006" xmlns:r="http://schemas.openxmlformats.org/officeDocument/2006/relationships" xmlns:w="http://schemas.openxmlformats.org/wordprocessingml/2006/main" xmlns:w14="http://schemas.microsoft.com/office/word/2010/wordml" xmlns:w15="http://schemas.microsoft.com/office/word/2012/wordml" xmlns:w16se="http://schemas.microsoft.com/office/word/2015/wordml/symex" mc:Ignorable="w14 w15 w16se">
+<w:styles xmlns:mc="http://schemas.openxmlformats.org/markup-compatibility/2006" xmlns:r="http://schemas.openxmlformats.org/officeDocument/2006/relationships" xmlns:w="http://schemas.openxmlformats.org/wordprocessingml/2006/main" xmlns:w14="http://schemas.microsoft.com/office/word/2010/wordml" xmlns:w15="http://schemas.microsoft.com/office/word/2012/wordml" xmlns:w16cex="http://schemas.microsoft.com/office/word/2018/wordml/cex" xmlns:w16cid="http://schemas.microsoft.com/office/word/2016/wordml/cid" xmlns:w16="http://schemas.microsoft.com/office/word/2018/wordml" xmlns:w16du="http://schemas.microsoft.com/office/word/2023/wordml/word16du" xmlns:w16sdtdh="http://schemas.microsoft.com/office/word/2020/wordml/sdtdatahash" xmlns:w16sdtfl="http://schemas.microsoft.com/office/word/2024/wordml/sdtformatlock" xmlns:w16se="http://schemas.microsoft.com/office/word/2015/wordml/symex" mc:Ignorable="w14 w15 w16se w16cid w16 w16cex w16sdtdh w16sdtfl w16du">
   <w:docDefaults>
     <w:rPrDefault>
       <w:rPr>
@@ -6780,7 +7081,7 @@
       </w:pPr>
     </w:pPrDefault>
   </w:docDefaults>
-  <w:latentStyles w:defLockedState="0" w:defUIPriority="99" w:defSemiHidden="0" w:defUnhideWhenUsed="0" w:defQFormat="0" w:count="371">
+  <w:latentStyles w:defLockedState="0" w:defUIPriority="99" w:defSemiHidden="0" w:defUnhideWhenUsed="0" w:defQFormat="0" w:count="376">
     <w:lsdException w:name="Normal" w:uiPriority="0" w:qFormat="1"/>
     <w:lsdException w:name="heading 1" w:uiPriority="9" w:qFormat="1"/>
     <w:lsdException w:name="heading 2" w:semiHidden="1" w:uiPriority="9" w:unhideWhenUsed="1" w:qFormat="1"/>
@@ -7152,6 +7453,11 @@
     <w:lsdException w:name="List Table 5 Dark Accent 6" w:uiPriority="50"/>
     <w:lsdException w:name="List Table 6 Colorful Accent 6" w:uiPriority="51"/>
     <w:lsdException w:name="List Table 7 Colorful Accent 6" w:uiPriority="52"/>
+    <w:lsdException w:name="Mention" w:semiHidden="1" w:unhideWhenUsed="1"/>
+    <w:lsdException w:name="Smart Hyperlink" w:semiHidden="1" w:unhideWhenUsed="1"/>
+    <w:lsdException w:name="Hashtag" w:semiHidden="1" w:unhideWhenUsed="1"/>
+    <w:lsdException w:name="Unresolved Mention" w:semiHidden="1" w:unhideWhenUsed="1"/>
+    <w:lsdException w:name="Smart Link" w:semiHidden="1" w:unhideWhenUsed="1"/>
   </w:latentStyles>
   <w:style w:type="paragraph" w:default="1" w:styleId="Normal">
     <w:name w:val="Normal"/>
@@ -7225,7 +7531,6 @@
   <w:style w:type="character" w:default="1" w:styleId="Fuentedeprrafopredeter">
     <w:name w:val="Default Paragraph Font"/>
     <w:uiPriority w:val="1"/>
-    <w:semiHidden/>
     <w:unhideWhenUsed/>
   </w:style>
   <w:style w:type="table" w:default="1" w:styleId="Tablanormal">
@@ -8135,7 +8440,7 @@
       <w:szCs w:val="24"/>
     </w:rPr>
   </w:style>
-  <w:style w:type="table" w:styleId="Cuadrculadetablaclara">
+  <w:style w:type="table" w:styleId="Tablaconcuadrculaclara">
     <w:name w:val="Grid Table Light"/>
     <w:basedOn w:val="Tablanormal"/>
     <w:uiPriority w:val="40"/>
@@ -8157,7 +8462,7 @@
   <w:style w:type="table" w:customStyle="1" w:styleId="Cuadrculadetablaclara1">
     <w:name w:val="Cuadrícula de tabla clara1"/>
     <w:basedOn w:val="Tablanormal"/>
-    <w:next w:val="Cuadrculadetablaclara"/>
+    <w:next w:val="Tablaconcuadrculaclara"/>
     <w:uiPriority w:val="40"/>
     <w:rsid w:val="00943DF1"/>
     <w:pPr>
@@ -8210,532 +8515,6 @@
     </w:rPr>
   </w:style>
 </w:styles>
-</file>
-
-<file path=word/glossary/document.xml><?xml version="1.0" encoding="utf-8"?>
-<w:glossaryDocument xmlns:wpc="http://schemas.microsoft.com/office/word/2010/wordprocessingCanvas" xmlns:cx="http://schemas.microsoft.com/office/drawing/2014/chartex" xmlns:mc="http://schemas.openxmlformats.org/markup-compatibility/2006" xmlns:o="urn:schemas-microsoft-com:office:office" xmlns:r="http://schemas.openxmlformats.org/officeDocument/2006/relationships" xmlns:m="http://schemas.openxmlformats.org/officeDocument/2006/math" xmlns:v="urn:schemas-microsoft-com:vml" xmlns:wp14="http://schemas.microsoft.com/office/word/2010/wordprocessingDrawing" xmlns:wp="http://schemas.openxmlformats.org/drawingml/2006/wordprocessingDrawing" xmlns:w10="urn:schemas-microsoft-com:office:word" xmlns:w="http://schemas.openxmlformats.org/wordprocessingml/2006/main" xmlns:w14="http://schemas.microsoft.com/office/word/2010/wordml" xmlns:w15="http://schemas.microsoft.com/office/word/2012/wordml" xmlns:w16se="http://schemas.microsoft.com/office/word/2015/wordml/symex" xmlns:wpg="http://schemas.microsoft.com/office/word/2010/wordprocessingGroup" xmlns:wpi="http://schemas.microsoft.com/office/word/2010/wordprocessingInk" xmlns:wne="http://schemas.microsoft.com/office/word/2006/wordml" xmlns:wps="http://schemas.microsoft.com/office/word/2010/wordprocessingShape" mc:Ignorable="w14 w15 w16se wp14"/>
-</file>
-
-<file path=word/glossary/fontTable.xml><?xml version="1.0" encoding="utf-8"?>
-<w:fonts xmlns:mc="http://schemas.openxmlformats.org/markup-compatibility/2006" xmlns:r="http://schemas.openxmlformats.org/officeDocument/2006/relationships" xmlns:w="http://schemas.openxmlformats.org/wordprocessingml/2006/main" xmlns:w14="http://schemas.microsoft.com/office/word/2010/wordml" xmlns:w15="http://schemas.microsoft.com/office/word/2012/wordml" xmlns:w16se="http://schemas.microsoft.com/office/word/2015/wordml/symex" mc:Ignorable="w14 w15 w16se">
-  <w:font w:name="Calibri">
-    <w:panose1 w:val="020F0502020204030204"/>
-    <w:charset w:val="00"/>
-    <w:family w:val="swiss"/>
-    <w:pitch w:val="variable"/>
-    <w:sig w:usb0="E4002EFF" w:usb1="C000247B" w:usb2="00000009" w:usb3="00000000" w:csb0="000001FF" w:csb1="00000000"/>
-  </w:font>
-  <w:font w:name="Times New Roman">
-    <w:panose1 w:val="02020603050405020304"/>
-    <w:charset w:val="00"/>
-    <w:family w:val="roman"/>
-    <w:pitch w:val="variable"/>
-    <w:sig w:usb0="E0002EFF" w:usb1="C000785B" w:usb2="00000009" w:usb3="00000000" w:csb0="000001FF" w:csb1="00000000"/>
-  </w:font>
-  <w:font w:name="Courier New">
-    <w:panose1 w:val="02070309020205020404"/>
-    <w:charset w:val="00"/>
-    <w:family w:val="modern"/>
-    <w:pitch w:val="fixed"/>
-    <w:sig w:usb0="E0002EFF" w:usb1="C0007843" w:usb2="00000009" w:usb3="00000000" w:csb0="000001FF" w:csb1="00000000"/>
-  </w:font>
-  <w:font w:name="Wingdings">
-    <w:panose1 w:val="05000000000000000000"/>
-    <w:charset w:val="02"/>
-    <w:family w:val="auto"/>
-    <w:pitch w:val="variable"/>
-    <w:sig w:usb0="00000000" w:usb1="10000000" w:usb2="00000000" w:usb3="00000000" w:csb0="80000000" w:csb1="00000000"/>
-  </w:font>
-  <w:font w:name="Symbol">
-    <w:panose1 w:val="05050102010706020507"/>
-    <w:charset w:val="02"/>
-    <w:family w:val="roman"/>
-    <w:pitch w:val="variable"/>
-    <w:sig w:usb0="00000000" w:usb1="10000000" w:usb2="00000000" w:usb3="00000000" w:csb0="80000000" w:csb1="00000000"/>
-  </w:font>
-  <w:font w:name="Calibri Light">
-    <w:panose1 w:val="020F0302020204030204"/>
-    <w:charset w:val="00"/>
-    <w:family w:val="swiss"/>
-    <w:pitch w:val="variable"/>
-    <w:sig w:usb0="E4002EFF" w:usb1="C000247B" w:usb2="00000009" w:usb3="00000000" w:csb0="000001FF" w:csb1="00000000"/>
-  </w:font>
-  <w:font w:name="Segoe UI">
-    <w:panose1 w:val="020B0502040204020203"/>
-    <w:charset w:val="00"/>
-    <w:family w:val="swiss"/>
-    <w:pitch w:val="variable"/>
-    <w:sig w:usb0="E4002EFF" w:usb1="C000E47F" w:usb2="00000009" w:usb3="00000000" w:csb0="000001FF" w:csb1="00000000"/>
-  </w:font>
-  <w:font w:name="Century Gothic">
-    <w:panose1 w:val="020B0502020202020204"/>
-    <w:charset w:val="00"/>
-    <w:family w:val="swiss"/>
-    <w:pitch w:val="variable"/>
-    <w:sig w:usb0="00000287" w:usb1="00000000" w:usb2="00000000" w:usb3="00000000" w:csb0="0000009F" w:csb1="00000000"/>
-  </w:font>
-</w:fonts>
-</file>
-
-<file path=word/glossary/settings.xml><?xml version="1.0" encoding="utf-8"?>
-<w:settings xmlns:mc="http://schemas.openxmlformats.org/markup-compatibility/2006" xmlns:o="urn:schemas-microsoft-com:office:office" xmlns:r="http://schemas.openxmlformats.org/officeDocument/2006/relationships" xmlns:m="http://schemas.openxmlformats.org/officeDocument/2006/math" xmlns:v="urn:schemas-microsoft-com:vml" xmlns:w10="urn:schemas-microsoft-com:office:word" xmlns:w="http://schemas.openxmlformats.org/wordprocessingml/2006/main" xmlns:w14="http://schemas.microsoft.com/office/word/2010/wordml" xmlns:w15="http://schemas.microsoft.com/office/word/2012/wordml" xmlns:w16se="http://schemas.microsoft.com/office/word/2015/wordml/symex" xmlns:sl="http://schemas.openxmlformats.org/schemaLibrary/2006/main" mc:Ignorable="w14 w15 w16se">
-  <w:defaultTabStop w:val="708"/>
-  <w:hyphenationZone w:val="425"/>
-  <w:characterSpacingControl w:val="doNotCompress"/>
-  <w:compat>
-    <w:useFELayout/>
-    <w:compatSetting w:name="compatibilityMode" w:uri="http://schemas.microsoft.com/office/word" w:val="12"/>
-  </w:compat>
-  <w:rsids>
-    <w:rsidRoot w:val="008F14D6"/>
-    <w:rsid w:val="008F14D6"/>
-  </w:rsids>
-  <m:mathPr>
-    <m:mathFont m:val="Cambria Math"/>
-    <m:brkBin m:val="before"/>
-    <m:brkBinSub m:val="--"/>
-    <m:smallFrac m:val="0"/>
-    <m:dispDef/>
-    <m:lMargin m:val="0"/>
-    <m:rMargin m:val="0"/>
-    <m:defJc m:val="centerGroup"/>
-    <m:wrapIndent m:val="1440"/>
-    <m:intLim m:val="subSup"/>
-    <m:naryLim m:val="undOvr"/>
-  </m:mathPr>
-  <w:themeFontLang w:val="es-CL"/>
-  <w:clrSchemeMapping w:bg1="light1" w:t1="dark1" w:bg2="light2" w:t2="dark2" w:accent1="accent1" w:accent2="accent2" w:accent3="accent3" w:accent4="accent4" w:accent5="accent5" w:accent6="accent6" w:hyperlink="hyperlink" w:followedHyperlink="followedHyperlink"/>
-  <w:decimalSymbol w:val=","/>
-  <w:listSeparator w:val=";"/>
-</w:settings>
-</file>
-
-<file path=word/glossary/styles.xml><?xml version="1.0" encoding="utf-8"?>
-<w:styles xmlns:mc="http://schemas.openxmlformats.org/markup-compatibility/2006" xmlns:r="http://schemas.openxmlformats.org/officeDocument/2006/relationships" xmlns:w="http://schemas.openxmlformats.org/wordprocessingml/2006/main" xmlns:w14="http://schemas.microsoft.com/office/word/2010/wordml" xmlns:w15="http://schemas.microsoft.com/office/word/2012/wordml" xmlns:w16se="http://schemas.microsoft.com/office/word/2015/wordml/symex" mc:Ignorable="w14 w15 w16se">
-  <w:docDefaults>
-    <w:rPrDefault>
-      <w:rPr>
-        <w:rFonts w:asciiTheme="minorHAnsi" w:eastAsiaTheme="minorEastAsia" w:hAnsiTheme="minorHAnsi" w:cstheme="minorBidi"/>
-        <w:sz w:val="22"/>
-        <w:szCs w:val="22"/>
-        <w:lang w:val="es-CL" w:eastAsia="es-CL" w:bidi="ar-SA"/>
-      </w:rPr>
-    </w:rPrDefault>
-    <w:pPrDefault>
-      <w:pPr>
-        <w:spacing w:after="160" w:line="259" w:lineRule="auto"/>
-      </w:pPr>
-    </w:pPrDefault>
-  </w:docDefaults>
-  <w:latentStyles w:defLockedState="0" w:defUIPriority="99" w:defSemiHidden="0" w:defUnhideWhenUsed="0" w:defQFormat="0" w:count="371">
-    <w:lsdException w:name="Normal" w:uiPriority="0" w:qFormat="1"/>
-    <w:lsdException w:name="heading 1" w:uiPriority="9" w:qFormat="1"/>
-    <w:lsdException w:name="heading 2" w:semiHidden="1" w:uiPriority="9" w:unhideWhenUsed="1" w:qFormat="1"/>
-    <w:lsdException w:name="heading 3" w:semiHidden="1" w:uiPriority="9" w:unhideWhenUsed="1" w:qFormat="1"/>
-    <w:lsdException w:name="heading 4" w:semiHidden="1" w:uiPriority="9" w:unhideWhenUsed="1" w:qFormat="1"/>
-    <w:lsdException w:name="heading 5" w:semiHidden="1" w:uiPriority="9" w:unhideWhenUsed="1" w:qFormat="1"/>
-    <w:lsdException w:name="heading 6" w:semiHidden="1" w:uiPriority="9" w:unhideWhenUsed="1" w:qFormat="1"/>
-    <w:lsdException w:name="heading 7" w:semiHidden="1" w:uiPriority="9" w:unhideWhenUsed="1" w:qFormat="1"/>
-    <w:lsdException w:name="heading 8" w:semiHidden="1" w:uiPriority="9" w:unhideWhenUsed="1" w:qFormat="1"/>
-    <w:lsdException w:name="heading 9" w:semiHidden="1" w:uiPriority="9" w:unhideWhenUsed="1" w:qFormat="1"/>
-    <w:lsdException w:name="index 1" w:semiHidden="1" w:unhideWhenUsed="1"/>
-    <w:lsdException w:name="index 2" w:semiHidden="1" w:unhideWhenUsed="1"/>
-    <w:lsdException w:name="index 3" w:semiHidden="1" w:unhideWhenUsed="1"/>
-    <w:lsdException w:name="index 4" w:semiHidden="1" w:unhideWhenUsed="1"/>
-    <w:lsdException w:name="index 5" w:semiHidden="1" w:unhideWhenUsed="1"/>
-    <w:lsdException w:name="index 6" w:semiHidden="1" w:unhideWhenUsed="1"/>
-    <w:lsdException w:name="index 7" w:semiHidden="1" w:unhideWhenUsed="1"/>
-    <w:lsdException w:name="index 8" w:semiHidden="1" w:unhideWhenUsed="1"/>
-    <w:lsdException w:name="index 9" w:semiHidden="1" w:unhideWhenUsed="1"/>
-    <w:lsdException w:name="toc 1" w:semiHidden="1" w:uiPriority="39" w:unhideWhenUsed="1"/>
-    <w:lsdException w:name="toc 2" w:semiHidden="1" w:uiPriority="39" w:unhideWhenUsed="1"/>
-    <w:lsdException w:name="toc 3" w:semiHidden="1" w:uiPriority="39" w:unhideWhenUsed="1"/>
-    <w:lsdException w:name="toc 4" w:semiHidden="1" w:uiPriority="39" w:unhideWhenUsed="1"/>
-    <w:lsdException w:name="toc 5" w:semiHidden="1" w:uiPriority="39" w:unhideWhenUsed="1"/>
-    <w:lsdException w:name="toc 6" w:semiHidden="1" w:uiPriority="39" w:unhideWhenUsed="1"/>
-    <w:lsdException w:name="toc 7" w:semiHidden="1" w:uiPriority="39" w:unhideWhenUsed="1"/>
-    <w:lsdException w:name="toc 8" w:semiHidden="1" w:uiPriority="39" w:unhideWhenUsed="1"/>
-    <w:lsdException w:name="toc 9" w:semiHidden="1" w:uiPriority="39" w:unhideWhenUsed="1"/>
-    <w:lsdException w:name="Normal Indent" w:semiHidden="1" w:unhideWhenUsed="1"/>
-    <w:lsdException w:name="footnote text" w:semiHidden="1" w:unhideWhenUsed="1"/>
-    <w:lsdException w:name="annotation text" w:semiHidden="1" w:unhideWhenUsed="1"/>
-    <w:lsdException w:name="header" w:semiHidden="1" w:unhideWhenUsed="1"/>
-    <w:lsdException w:name="footer" w:semiHidden="1" w:unhideWhenUsed="1"/>
-    <w:lsdException w:name="index heading" w:semiHidden="1" w:unhideWhenUsed="1"/>
-    <w:lsdException w:name="caption" w:semiHidden="1" w:uiPriority="35" w:unhideWhenUsed="1" w:qFormat="1"/>
-    <w:lsdException w:name="table of figures" w:semiHidden="1" w:unhideWhenUsed="1"/>
-    <w:lsdException w:name="envelope address" w:semiHidden="1" w:unhideWhenUsed="1"/>
-    <w:lsdException w:name="envelope return" w:semiHidden="1" w:unhideWhenUsed="1"/>
-    <w:lsdException w:name="footnote reference" w:semiHidden="1" w:unhideWhenUsed="1"/>
-    <w:lsdException w:name="annotation reference" w:semiHidden="1" w:unhideWhenUsed="1"/>
-    <w:lsdException w:name="line number" w:semiHidden="1" w:unhideWhenUsed="1"/>
-    <w:lsdException w:name="page number" w:semiHidden="1" w:unhideWhenUsed="1"/>
-    <w:lsdException w:name="endnote reference" w:semiHidden="1" w:unhideWhenUsed="1"/>
-    <w:lsdException w:name="endnote text" w:semiHidden="1" w:unhideWhenUsed="1"/>
-    <w:lsdException w:name="table of authorities" w:semiHidden="1" w:unhideWhenUsed="1"/>
-    <w:lsdException w:name="macro" w:semiHidden="1" w:unhideWhenUsed="1"/>
-    <w:lsdException w:name="toa heading" w:semiHidden="1" w:unhideWhenUsed="1"/>
-    <w:lsdException w:name="List" w:semiHidden="1" w:unhideWhenUsed="1"/>
-    <w:lsdException w:name="List Bullet" w:semiHidden="1" w:unhideWhenUsed="1"/>
-    <w:lsdException w:name="List Number" w:semiHidden="1" w:unhideWhenUsed="1"/>
-    <w:lsdException w:name="List 2" w:semiHidden="1" w:unhideWhenUsed="1"/>
-    <w:lsdException w:name="List 3" w:semiHidden="1" w:unhideWhenUsed="1"/>
-    <w:lsdException w:name="List 4" w:semiHidden="1" w:unhideWhenUsed="1"/>
-    <w:lsdException w:name="List 5" w:semiHidden="1" w:unhideWhenUsed="1"/>
-    <w:lsdException w:name="List Bullet 2" w:semiHidden="1" w:unhideWhenUsed="1"/>
-    <w:lsdException w:name="List Bullet 3" w:semiHidden="1" w:unhideWhenUsed="1"/>
-    <w:lsdException w:name="List Bullet 4" w:semiHidden="1" w:unhideWhenUsed="1"/>
-    <w:lsdException w:name="List Bullet 5" w:semiHidden="1" w:unhideWhenUsed="1"/>
-    <w:lsdException w:name="List Number 2" w:semiHidden="1" w:unhideWhenUsed="1"/>
-    <w:lsdException w:name="List Number 3" w:semiHidden="1" w:unhideWhenUsed="1"/>
-    <w:lsdException w:name="List Number 4" w:semiHidden="1" w:unhideWhenUsed="1"/>
-    <w:lsdException w:name="List Number 5" w:semiHidden="1" w:unhideWhenUsed="1"/>
-    <w:lsdException w:name="Title" w:uiPriority="10" w:qFormat="1"/>
-    <w:lsdException w:name="Closing" w:semiHidden="1" w:unhideWhenUsed="1"/>
-    <w:lsdException w:name="Signature" w:semiHidden="1" w:unhideWhenUsed="1"/>
-    <w:lsdException w:name="Default Paragraph Font" w:semiHidden="1" w:uiPriority="1" w:unhideWhenUsed="1"/>
-    <w:lsdException w:name="Body Text" w:semiHidden="1" w:unhideWhenUsed="1"/>
-    <w:lsdException w:name="Body Text Indent" w:semiHidden="1" w:unhideWhenUsed="1"/>
-    <w:lsdException w:name="List Continue" w:semiHidden="1" w:unhideWhenUsed="1"/>
-    <w:lsdException w:name="List Continue 2" w:semiHidden="1" w:unhideWhenUsed="1"/>
-    <w:lsdException w:name="List Continue 3" w:semiHidden="1" w:unhideWhenUsed="1"/>
-    <w:lsdException w:name="List Continue 4" w:semiHidden="1" w:unhideWhenUsed="1"/>
-    <w:lsdException w:name="List Continue 5" w:semiHidden="1" w:unhideWhenUsed="1"/>
-    <w:lsdException w:name="Message Header" w:semiHidden="1" w:unhideWhenUsed="1"/>
-    <w:lsdException w:name="Subtitle" w:uiPriority="11" w:qFormat="1"/>
-    <w:lsdException w:name="Salutation" w:semiHidden="1" w:unhideWhenUsed="1"/>
-    <w:lsdException w:name="Date" w:semiHidden="1" w:unhideWhenUsed="1"/>
-    <w:lsdException w:name="Body Text First Indent" w:semiHidden="1" w:unhideWhenUsed="1"/>
-    <w:lsdException w:name="Body Text First Indent 2" w:semiHidden="1" w:unhideWhenUsed="1"/>
-    <w:lsdException w:name="Note Heading" w:semiHidden="1" w:unhideWhenUsed="1"/>
-    <w:lsdException w:name="Body Text 2" w:semiHidden="1" w:unhideWhenUsed="1"/>
-    <w:lsdException w:name="Body Text 3" w:semiHidden="1" w:unhideWhenUsed="1"/>
-    <w:lsdException w:name="Body Text Indent 2" w:semiHidden="1" w:unhideWhenUsed="1"/>
-    <w:lsdException w:name="Body Text Indent 3" w:semiHidden="1" w:unhideWhenUsed="1"/>
-    <w:lsdException w:name="Block Text" w:semiHidden="1" w:unhideWhenUsed="1"/>
-    <w:lsdException w:name="Hyperlink" w:semiHidden="1" w:unhideWhenUsed="1"/>
-    <w:lsdException w:name="FollowedHyperlink" w:semiHidden="1" w:unhideWhenUsed="1"/>
-    <w:lsdException w:name="Strong" w:uiPriority="22" w:qFormat="1"/>
-    <w:lsdException w:name="Emphasis" w:uiPriority="20" w:qFormat="1"/>
-    <w:lsdException w:name="Document Map" w:semiHidden="1" w:unhideWhenUsed="1"/>
-    <w:lsdException w:name="Plain Text" w:semiHidden="1" w:unhideWhenUsed="1"/>
-    <w:lsdException w:name="E-mail Signature" w:semiHidden="1" w:unhideWhenUsed="1"/>
-    <w:lsdException w:name="HTML Top of Form" w:semiHidden="1" w:unhideWhenUsed="1"/>
-    <w:lsdException w:name="HTML Bottom of Form" w:semiHidden="1" w:unhideWhenUsed="1"/>
-    <w:lsdException w:name="Normal (Web)" w:semiHidden="1" w:unhideWhenUsed="1"/>
-    <w:lsdException w:name="HTML Acronym" w:semiHidden="1" w:unhideWhenUsed="1"/>
-    <w:lsdException w:name="HTML Address" w:semiHidden="1" w:unhideWhenUsed="1"/>
-    <w:lsdException w:name="HTML Cite" w:semiHidden="1" w:unhideWhenUsed="1"/>
-    <w:lsdException w:name="HTML Code" w:semiHidden="1" w:unhideWhenUsed="1"/>
-    <w:lsdException w:name="HTML Definition" w:semiHidden="1" w:unhideWhenUsed="1"/>
-    <w:lsdException w:name="HTML Keyboard" w:semiHidden="1" w:unhideWhenUsed="1"/>
-    <w:lsdException w:name="HTML Preformatted" w:semiHidden="1" w:unhideWhenUsed="1"/>
-    <w:lsdException w:name="HTML Sample" w:semiHidden="1" w:unhideWhenUsed="1"/>
-    <w:lsdException w:name="HTML Typewriter" w:semiHidden="1" w:unhideWhenUsed="1"/>
-    <w:lsdException w:name="HTML Variable" w:semiHidden="1" w:unhideWhenUsed="1"/>
-    <w:lsdException w:name="Normal Table" w:semiHidden="1" w:unhideWhenUsed="1"/>
-    <w:lsdException w:name="annotation subject" w:semiHidden="1" w:unhideWhenUsed="1"/>
-    <w:lsdException w:name="No List" w:semiHidden="1" w:unhideWhenUsed="1"/>
-    <w:lsdException w:name="Outline List 1" w:semiHidden="1" w:unhideWhenUsed="1"/>
-    <w:lsdException w:name="Outline List 2" w:semiHidden="1" w:unhideWhenUsed="1"/>
-    <w:lsdException w:name="Outline List 3" w:semiHidden="1" w:unhideWhenUsed="1"/>
-    <w:lsdException w:name="Table Simple 1" w:semiHidden="1" w:unhideWhenUsed="1"/>
-    <w:lsdException w:name="Table Simple 2" w:semiHidden="1" w:unhideWhenUsed="1"/>
-    <w:lsdException w:name="Table Simple 3" w:semiHidden="1" w:unhideWhenUsed="1"/>
-    <w:lsdException w:name="Table Classic 1" w:semiHidden="1" w:unhideWhenUsed="1"/>
-    <w:lsdException w:name="Table Classic 2" w:semiHidden="1" w:unhideWhenUsed="1"/>
-    <w:lsdException w:name="Table Classic 3" w:semiHidden="1" w:unhideWhenUsed="1"/>
-    <w:lsdException w:name="Table Classic 4" w:semiHidden="1" w:unhideWhenUsed="1"/>
-    <w:lsdException w:name="Table Colorful 1" w:semiHidden="1" w:unhideWhenUsed="1"/>
-    <w:lsdException w:name="Table Colorful 2" w:semiHidden="1" w:unhideWhenUsed="1"/>
-    <w:lsdException w:name="Table Colorful 3" w:semiHidden="1" w:unhideWhenUsed="1"/>
-    <w:lsdException w:name="Table Columns 1" w:semiHidden="1" w:unhideWhenUsed="1"/>
-    <w:lsdException w:name="Table Columns 2" w:semiHidden="1" w:unhideWhenUsed="1"/>
-    <w:lsdException w:name="Table Columns 3" w:semiHidden="1" w:unhideWhenUsed="1"/>
-    <w:lsdException w:name="Table Columns 4" w:semiHidden="1" w:unhideWhenUsed="1"/>
-    <w:lsdException w:name="Table Columns 5" w:semiHidden="1" w:unhideWhenUsed="1"/>
-    <w:lsdException w:name="Table Grid 1" w:semiHidden="1" w:unhideWhenUsed="1"/>
-    <w:lsdException w:name="Table Grid 2" w:semiHidden="1" w:unhideWhenUsed="1"/>
-    <w:lsdException w:name="Table Grid 3" w:semiHidden="1" w:unhideWhenUsed="1"/>
-    <w:lsdException w:name="Table Grid 4" w:semiHidden="1" w:unhideWhenUsed="1"/>
-    <w:lsdException w:name="Table Grid 5" w:semiHidden="1" w:unhideWhenUsed="1"/>
-    <w:lsdException w:name="Table Grid 6" w:semiHidden="1" w:unhideWhenUsed="1"/>
-    <w:lsdException w:name="Table Grid 7" w:semiHidden="1" w:unhideWhenUsed="1"/>
-    <w:lsdException w:name="Table Grid 8" w:semiHidden="1" w:unhideWhenUsed="1"/>
-    <w:lsdException w:name="Table List 1" w:semiHidden="1" w:unhideWhenUsed="1"/>
-    <w:lsdException w:name="Table List 2" w:semiHidden="1" w:unhideWhenUsed="1"/>
-    <w:lsdException w:name="Table List 3" w:semiHidden="1" w:unhideWhenUsed="1"/>
-    <w:lsdException w:name="Table List 4" w:semiHidden="1" w:unhideWhenUsed="1"/>
-    <w:lsdException w:name="Table List 5" w:semiHidden="1" w:unhideWhenUsed="1"/>
-    <w:lsdException w:name="Table List 6" w:semiHidden="1" w:unhideWhenUsed="1"/>
-    <w:lsdException w:name="Table List 7" w:semiHidden="1" w:unhideWhenUsed="1"/>
-    <w:lsdException w:name="Table List 8" w:semiHidden="1" w:unhideWhenUsed="1"/>
-    <w:lsdException w:name="Table 3D effects 1" w:semiHidden="1" w:unhideWhenUsed="1"/>
-    <w:lsdException w:name="Table 3D effects 2" w:semiHidden="1" w:unhideWhenUsed="1"/>
-    <w:lsdException w:name="Table 3D effects 3" w:semiHidden="1" w:unhideWhenUsed="1"/>
-    <w:lsdException w:name="Table Contemporary" w:semiHidden="1" w:unhideWhenUsed="1"/>
-    <w:lsdException w:name="Table Elegant" w:semiHidden="1" w:unhideWhenUsed="1"/>
-    <w:lsdException w:name="Table Professional" w:semiHidden="1" w:unhideWhenUsed="1"/>
-    <w:lsdException w:name="Table Subtle 1" w:semiHidden="1" w:unhideWhenUsed="1"/>
-    <w:lsdException w:name="Table Subtle 2" w:semiHidden="1" w:unhideWhenUsed="1"/>
-    <w:lsdException w:name="Table Web 1" w:semiHidden="1" w:unhideWhenUsed="1"/>
-    <w:lsdException w:name="Table Web 2" w:semiHidden="1" w:unhideWhenUsed="1"/>
-    <w:lsdException w:name="Table Web 3" w:semiHidden="1" w:unhideWhenUsed="1"/>
-    <w:lsdException w:name="Balloon Text" w:semiHidden="1" w:unhideWhenUsed="1"/>
-    <w:lsdException w:name="Table Grid" w:uiPriority="39"/>
-    <w:lsdException w:name="Table Theme" w:semiHidden="1" w:unhideWhenUsed="1"/>
-    <w:lsdException w:name="Placeholder Text" w:semiHidden="1"/>
-    <w:lsdException w:name="No Spacing" w:uiPriority="1" w:qFormat="1"/>
-    <w:lsdException w:name="Light Shading" w:uiPriority="60"/>
-    <w:lsdException w:name="Light List" w:uiPriority="61"/>
-    <w:lsdException w:name="Light Grid" w:uiPriority="62"/>
-    <w:lsdException w:name="Medium Shading 1" w:uiPriority="63"/>
-    <w:lsdException w:name="Medium Shading 2" w:uiPriority="64"/>
-    <w:lsdException w:name="Medium List 1" w:uiPriority="65"/>
-    <w:lsdException w:name="Medium List 2" w:uiPriority="66"/>
-    <w:lsdException w:name="Medium Grid 1" w:uiPriority="67"/>
-    <w:lsdException w:name="Medium Grid 2" w:uiPriority="68"/>
-    <w:lsdException w:name="Medium Grid 3" w:uiPriority="69"/>
-    <w:lsdException w:name="Dark List" w:uiPriority="70"/>
-    <w:lsdException w:name="Colorful Shading" w:uiPriority="71"/>
-    <w:lsdException w:name="Colorful List" w:uiPriority="72"/>
-    <w:lsdException w:name="Colorful Grid" w:uiPriority="73"/>
-    <w:lsdException w:name="Light Shading Accent 1" w:uiPriority="60"/>
-    <w:lsdException w:name="Light List Accent 1" w:uiPriority="61"/>
-    <w:lsdException w:name="Light Grid Accent 1" w:uiPriority="62"/>
-    <w:lsdException w:name="Medium Shading 1 Accent 1" w:uiPriority="63"/>
-    <w:lsdException w:name="Medium Shading 2 Accent 1" w:uiPriority="64"/>
-    <w:lsdException w:name="Medium List 1 Accent 1" w:uiPriority="65"/>
-    <w:lsdException w:name="Revision" w:semiHidden="1"/>
-    <w:lsdException w:name="List Paragraph" w:uiPriority="34" w:qFormat="1"/>
-    <w:lsdException w:name="Quote" w:uiPriority="29" w:qFormat="1"/>
-    <w:lsdException w:name="Intense Quote" w:uiPriority="30" w:qFormat="1"/>
-    <w:lsdException w:name="Medium List 2 Accent 1" w:uiPriority="66"/>
-    <w:lsdException w:name="Medium Grid 1 Accent 1" w:uiPriority="67"/>
-    <w:lsdException w:name="Medium Grid 2 Accent 1" w:uiPriority="68"/>
-    <w:lsdException w:name="Medium Grid 3 Accent 1" w:uiPriority="69"/>
-    <w:lsdException w:name="Dark List Accent 1" w:uiPriority="70"/>
-    <w:lsdException w:name="Colorful Shading Accent 1" w:uiPriority="71"/>
-    <w:lsdException w:name="Colorful List Accent 1" w:uiPriority="72"/>
-    <w:lsdException w:name="Colorful Grid Accent 1" w:uiPriority="73"/>
-    <w:lsdException w:name="Light Shading Accent 2" w:uiPriority="60"/>
-    <w:lsdException w:name="Light List Accent 2" w:uiPriority="61"/>
-    <w:lsdException w:name="Light Grid Accent 2" w:uiPriority="62"/>
-    <w:lsdException w:name="Medium Shading 1 Accent 2" w:uiPriority="63"/>
-    <w:lsdException w:name="Medium Shading 2 Accent 2" w:uiPriority="64"/>
-    <w:lsdException w:name="Medium List 1 Accent 2" w:uiPriority="65"/>
-    <w:lsdException w:name="Medium List 2 Accent 2" w:uiPriority="66"/>
-    <w:lsdException w:name="Medium Grid 1 Accent 2" w:uiPriority="67"/>
-    <w:lsdException w:name="Medium Grid 2 Accent 2" w:uiPriority="68"/>
-    <w:lsdException w:name="Medium Grid 3 Accent 2" w:uiPriority="69"/>
-    <w:lsdException w:name="Dark List Accent 2" w:uiPriority="70"/>
-    <w:lsdException w:name="Colorful Shading Accent 2" w:uiPriority="71"/>
-    <w:lsdException w:name="Colorful List Accent 2" w:uiPriority="72"/>
-    <w:lsdException w:name="Colorful Grid Accent 2" w:uiPriority="73"/>
-    <w:lsdException w:name="Light Shading Accent 3" w:uiPriority="60"/>
-    <w:lsdException w:name="Light List Accent 3" w:uiPriority="61"/>
-    <w:lsdException w:name="Light Grid Accent 3" w:uiPriority="62"/>
-    <w:lsdException w:name="Medium Shading 1 Accent 3" w:uiPriority="63"/>
-    <w:lsdException w:name="Medium Shading 2 Accent 3" w:uiPriority="64"/>
-    <w:lsdException w:name="Medium List 1 Accent 3" w:uiPriority="65"/>
-    <w:lsdException w:name="Medium List 2 Accent 3" w:uiPriority="66"/>
-    <w:lsdException w:name="Medium Grid 1 Accent 3" w:uiPriority="67"/>
-    <w:lsdException w:name="Medium Grid 2 Accent 3" w:uiPriority="68"/>
-    <w:lsdException w:name="Medium Grid 3 Accent 3" w:uiPriority="69"/>
-    <w:lsdException w:name="Dark List Accent 3" w:uiPriority="70"/>
-    <w:lsdException w:name="Colorful Shading Accent 3" w:uiPriority="71"/>
-    <w:lsdException w:name="Colorful List Accent 3" w:uiPriority="72"/>
-    <w:lsdException w:name="Colorful Grid Accent 3" w:uiPriority="73"/>
-    <w:lsdException w:name="Light Shading Accent 4" w:uiPriority="60"/>
-    <w:lsdException w:name="Light List Accent 4" w:uiPriority="61"/>
-    <w:lsdException w:name="Light Grid Accent 4" w:uiPriority="62"/>
-    <w:lsdException w:name="Medium Shading 1 Accent 4" w:uiPriority="63"/>
-    <w:lsdException w:name="Medium Shading 2 Accent 4" w:uiPriority="64"/>
-    <w:lsdException w:name="Medium List 1 Accent 4" w:uiPriority="65"/>
-    <w:lsdException w:name="Medium List 2 Accent 4" w:uiPriority="66"/>
-    <w:lsdException w:name="Medium Grid 1 Accent 4" w:uiPriority="67"/>
-    <w:lsdException w:name="Medium Grid 2 Accent 4" w:uiPriority="68"/>
-    <w:lsdException w:name="Medium Grid 3 Accent 4" w:uiPriority="69"/>
-    <w:lsdException w:name="Dark List Accent 4" w:uiPriority="70"/>
-    <w:lsdException w:name="Colorful Shading Accent 4" w:uiPriority="71"/>
-    <w:lsdException w:name="Colorful List Accent 4" w:uiPriority="72"/>
-    <w:lsdException w:name="Colorful Grid Accent 4" w:uiPriority="73"/>
-    <w:lsdException w:name="Light Shading Accent 5" w:uiPriority="60"/>
-    <w:lsdException w:name="Light List Accent 5" w:uiPriority="61"/>
-    <w:lsdException w:name="Light Grid Accent 5" w:uiPriority="62"/>
-    <w:lsdException w:name="Medium Shading 1 Accent 5" w:uiPriority="63"/>
-    <w:lsdException w:name="Medium Shading 2 Accent 5" w:uiPriority="64"/>
-    <w:lsdException w:name="Medium List 1 Accent 5" w:uiPriority="65"/>
-    <w:lsdException w:name="Medium List 2 Accent 5" w:uiPriority="66"/>
-    <w:lsdException w:name="Medium Grid 1 Accent 5" w:uiPriority="67"/>
-    <w:lsdException w:name="Medium Grid 2 Accent 5" w:uiPriority="68"/>
-    <w:lsdException w:name="Medium Grid 3 Accent 5" w:uiPriority="69"/>
-    <w:lsdException w:name="Dark List Accent 5" w:uiPriority="70"/>
-    <w:lsdException w:name="Colorful Shading Accent 5" w:uiPriority="71"/>
-    <w:lsdException w:name="Colorful List Accent 5" w:uiPriority="72"/>
-    <w:lsdException w:name="Colorful Grid Accent 5" w:uiPriority="73"/>
-    <w:lsdException w:name="Light Shading Accent 6" w:uiPriority="60"/>
-    <w:lsdException w:name="Light List Accent 6" w:uiPriority="61"/>
-    <w:lsdException w:name="Light Grid Accent 6" w:uiPriority="62"/>
-    <w:lsdException w:name="Medium Shading 1 Accent 6" w:uiPriority="63"/>
-    <w:lsdException w:name="Medium Shading 2 Accent 6" w:uiPriority="64"/>
-    <w:lsdException w:name="Medium List 1 Accent 6" w:uiPriority="65"/>
-    <w:lsdException w:name="Medium List 2 Accent 6" w:uiPriority="66"/>
-    <w:lsdException w:name="Medium Grid 1 Accent 6" w:uiPriority="67"/>
-    <w:lsdException w:name="Medium Grid 2 Accent 6" w:uiPriority="68"/>
-    <w:lsdException w:name="Medium Grid 3 Accent 6" w:uiPriority="69"/>
-    <w:lsdException w:name="Dark List Accent 6" w:uiPriority="70"/>
-    <w:lsdException w:name="Colorful Shading Accent 6" w:uiPriority="71"/>
-    <w:lsdException w:name="Colorful List Accent 6" w:uiPriority="72"/>
-    <w:lsdException w:name="Colorful Grid Accent 6" w:uiPriority="73"/>
-    <w:lsdException w:name="Subtle Emphasis" w:uiPriority="19" w:qFormat="1"/>
-    <w:lsdException w:name="Intense Emphasis" w:uiPriority="21" w:qFormat="1"/>
-    <w:lsdException w:name="Subtle Reference" w:uiPriority="31" w:qFormat="1"/>
-    <w:lsdException w:name="Intense Reference" w:uiPriority="32" w:qFormat="1"/>
-    <w:lsdException w:name="Book Title" w:uiPriority="33" w:qFormat="1"/>
-    <w:lsdException w:name="Bibliography" w:semiHidden="1" w:uiPriority="37" w:unhideWhenUsed="1"/>
-    <w:lsdException w:name="TOC Heading" w:semiHidden="1" w:uiPriority="39" w:unhideWhenUsed="1" w:qFormat="1"/>
-    <w:lsdException w:name="Plain Table 1" w:uiPriority="41"/>
-    <w:lsdException w:name="Plain Table 2" w:uiPriority="42"/>
-    <w:lsdException w:name="Plain Table 3" w:uiPriority="43"/>
-    <w:lsdException w:name="Plain Table 4" w:uiPriority="44"/>
-    <w:lsdException w:name="Plain Table 5" w:uiPriority="45"/>
-    <w:lsdException w:name="Grid Table Light" w:uiPriority="40"/>
-    <w:lsdException w:name="Grid Table 1 Light" w:uiPriority="46"/>
-    <w:lsdException w:name="Grid Table 2" w:uiPriority="47"/>
-    <w:lsdException w:name="Grid Table 3" w:uiPriority="48"/>
-    <w:lsdException w:name="Grid Table 4" w:uiPriority="49"/>
-    <w:lsdException w:name="Grid Table 5 Dark" w:uiPriority="50"/>
-    <w:lsdException w:name="Grid Table 6 Colorful" w:uiPriority="51"/>
-    <w:lsdException w:name="Grid Table 7 Colorful" w:uiPriority="52"/>
-    <w:lsdException w:name="Grid Table 1 Light Accent 1" w:uiPriority="46"/>
-    <w:lsdException w:name="Grid Table 2 Accent 1" w:uiPriority="47"/>
-    <w:lsdException w:name="Grid Table 3 Accent 1" w:uiPriority="48"/>
-    <w:lsdException w:name="Grid Table 4 Accent 1" w:uiPriority="49"/>
-    <w:lsdException w:name="Grid Table 5 Dark Accent 1" w:uiPriority="50"/>
-    <w:lsdException w:name="Grid Table 6 Colorful Accent 1" w:uiPriority="51"/>
-    <w:lsdException w:name="Grid Table 7 Colorful Accent 1" w:uiPriority="52"/>
-    <w:lsdException w:name="Grid Table 1 Light Accent 2" w:uiPriority="46"/>
-    <w:lsdException w:name="Grid Table 2 Accent 2" w:uiPriority="47"/>
-    <w:lsdException w:name="Grid Table 3 Accent 2" w:uiPriority="48"/>
-    <w:lsdException w:name="Grid Table 4 Accent 2" w:uiPriority="49"/>
-    <w:lsdException w:name="Grid Table 5 Dark Accent 2" w:uiPriority="50"/>
-    <w:lsdException w:name="Grid Table 6 Colorful Accent 2" w:uiPriority="51"/>
-    <w:lsdException w:name="Grid Table 7 Colorful Accent 2" w:uiPriority="52"/>
-    <w:lsdException w:name="Grid Table 1 Light Accent 3" w:uiPriority="46"/>
-    <w:lsdException w:name="Grid Table 2 Accent 3" w:uiPriority="47"/>
-    <w:lsdException w:name="Grid Table 3 Accent 3" w:uiPriority="48"/>
-    <w:lsdException w:name="Grid Table 4 Accent 3" w:uiPriority="49"/>
-    <w:lsdException w:name="Grid Table 5 Dark Accent 3" w:uiPriority="50"/>
-    <w:lsdException w:name="Grid Table 6 Colorful Accent 3" w:uiPriority="51"/>
-    <w:lsdException w:name="Grid Table 7 Colorful Accent 3" w:uiPriority="52"/>
-    <w:lsdException w:name="Grid Table 1 Light Accent 4" w:uiPriority="46"/>
-    <w:lsdException w:name="Grid Table 2 Accent 4" w:uiPriority="47"/>
-    <w:lsdException w:name="Grid Table 3 Accent 4" w:uiPriority="48"/>
-    <w:lsdException w:name="Grid Table 4 Accent 4" w:uiPriority="49"/>
-    <w:lsdException w:name="Grid Table 5 Dark Accent 4" w:uiPriority="50"/>
-    <w:lsdException w:name="Grid Table 6 Colorful Accent 4" w:uiPriority="51"/>
-    <w:lsdException w:name="Grid Table 7 Colorful Accent 4" w:uiPriority="52"/>
-    <w:lsdException w:name="Grid Table 1 Light Accent 5" w:uiPriority="46"/>
-    <w:lsdException w:name="Grid Table 2 Accent 5" w:uiPriority="47"/>
-    <w:lsdException w:name="Grid Table 3 Accent 5" w:uiPriority="48"/>
-    <w:lsdException w:name="Grid Table 4 Accent 5" w:uiPriority="49"/>
-    <w:lsdException w:name="Grid Table 5 Dark Accent 5" w:uiPriority="50"/>
-    <w:lsdException w:name="Grid Table 6 Colorful Accent 5" w:uiPriority="51"/>
-    <w:lsdException w:name="Grid Table 7 Colorful Accent 5" w:uiPriority="52"/>
-    <w:lsdException w:name="Grid Table 1 Light Accent 6" w:uiPriority="46"/>
-    <w:lsdException w:name="Grid Table 2 Accent 6" w:uiPriority="47"/>
-    <w:lsdException w:name="Grid Table 3 Accent 6" w:uiPriority="48"/>
-    <w:lsdException w:name="Grid Table 4 Accent 6" w:uiPriority="49"/>
-    <w:lsdException w:name="Grid Table 5 Dark Accent 6" w:uiPriority="50"/>
-    <w:lsdException w:name="Grid Table 6 Colorful Accent 6" w:uiPriority="51"/>
-    <w:lsdException w:name="Grid Table 7 Colorful Accent 6" w:uiPriority="52"/>
-    <w:lsdException w:name="List Table 1 Light" w:uiPriority="46"/>
-    <w:lsdException w:name="List Table 2" w:uiPriority="47"/>
-    <w:lsdException w:name="List Table 3" w:uiPriority="48"/>
-    <w:lsdException w:name="List Table 4" w:uiPriority="49"/>
-    <w:lsdException w:name="List Table 5 Dark" w:uiPriority="50"/>
-    <w:lsdException w:name="List Table 6 Colorful" w:uiPriority="51"/>
-    <w:lsdException w:name="List Table 7 Colorful" w:uiPriority="52"/>
-    <w:lsdException w:name="List Table 1 Light Accent 1" w:uiPriority="46"/>
-    <w:lsdException w:name="List Table 2 Accent 1" w:uiPriority="47"/>
-    <w:lsdException w:name="List Table 3 Accent 1" w:uiPriority="48"/>
-    <w:lsdException w:name="List Table 4 Accent 1" w:uiPriority="49"/>
-    <w:lsdException w:name="List Table 5 Dark Accent 1" w:uiPriority="50"/>
-    <w:lsdException w:name="List Table 6 Colorful Accent 1" w:uiPriority="51"/>
-    <w:lsdException w:name="List Table 7 Colorful Accent 1" w:uiPriority="52"/>
-    <w:lsdException w:name="List Table 1 Light Accent 2" w:uiPriority="46"/>
-    <w:lsdException w:name="List Table 2 Accent 2" w:uiPriority="47"/>
-    <w:lsdException w:name="List Table 3 Accent 2" w:uiPriority="48"/>
-    <w:lsdException w:name="List Table 4 Accent 2" w:uiPriority="49"/>
-    <w:lsdException w:name="List Table 5 Dark Accent 2" w:uiPriority="50"/>
-    <w:lsdException w:name="List Table 6 Colorful Accent 2" w:uiPriority="51"/>
-    <w:lsdException w:name="List Table 7 Colorful Accent 2" w:uiPriority="52"/>
-    <w:lsdException w:name="List Table 1 Light Accent 3" w:uiPriority="46"/>
-    <w:lsdException w:name="List Table 2 Accent 3" w:uiPriority="47"/>
-    <w:lsdException w:name="List Table 3 Accent 3" w:uiPriority="48"/>
-    <w:lsdException w:name="List Table 4 Accent 3" w:uiPriority="49"/>
-    <w:lsdException w:name="List Table 5 Dark Accent 3" w:uiPriority="50"/>
-    <w:lsdException w:name="List Table 6 Colorful Accent 3" w:uiPriority="51"/>
-    <w:lsdException w:name="List Table 7 Colorful Accent 3" w:uiPriority="52"/>
-    <w:lsdException w:name="List Table 1 Light Accent 4" w:uiPriority="46"/>
-    <w:lsdException w:name="List Table 2 Accent 4" w:uiPriority="47"/>
-    <w:lsdException w:name="List Table 3 Accent 4" w:uiPriority="48"/>
-    <w:lsdException w:name="List Table 4 Accent 4" w:uiPriority="49"/>
-    <w:lsdException w:name="List Table 5 Dark Accent 4" w:uiPriority="50"/>
-    <w:lsdException w:name="List Table 6 Colorful Accent 4" w:uiPriority="51"/>
-    <w:lsdException w:name="List Table 7 Colorful Accent 4" w:uiPriority="52"/>
-    <w:lsdException w:name="List Table 1 Light Accent 5" w:uiPriority="46"/>
-    <w:lsdException w:name="List Table 2 Accent 5" w:uiPriority="47"/>
-    <w:lsdException w:name="List Table 3 Accent 5" w:uiPriority="48"/>
-    <w:lsdException w:name="List Table 4 Accent 5" w:uiPriority="49"/>
-    <w:lsdException w:name="List Table 5 Dark Accent 5" w:uiPriority="50"/>
-    <w:lsdException w:name="List Table 6 Colorful Accent 5" w:uiPriority="51"/>
-    <w:lsdException w:name="List Table 7 Colorful Accent 5" w:uiPriority="52"/>
-    <w:lsdException w:name="List Table 1 Light Accent 6" w:uiPriority="46"/>
-    <w:lsdException w:name="List Table 2 Accent 6" w:uiPriority="47"/>
-    <w:lsdException w:name="List Table 3 Accent 6" w:uiPriority="48"/>
-    <w:lsdException w:name="List Table 4 Accent 6" w:uiPriority="49"/>
-    <w:lsdException w:name="List Table 5 Dark Accent 6" w:uiPriority="50"/>
-    <w:lsdException w:name="List Table 6 Colorful Accent 6" w:uiPriority="51"/>
-    <w:lsdException w:name="List Table 7 Colorful Accent 6" w:uiPriority="52"/>
-  </w:latentStyles>
-  <w:style w:type="paragraph" w:default="1" w:styleId="Normal">
-    <w:name w:val="Normal"/>
-    <w:qFormat/>
-  </w:style>
-  <w:style w:type="character" w:default="1" w:styleId="Fuentedeprrafopredeter">
-    <w:name w:val="Default Paragraph Font"/>
-    <w:uiPriority w:val="1"/>
-    <w:semiHidden/>
-    <w:unhideWhenUsed/>
-  </w:style>
-  <w:style w:type="table" w:default="1" w:styleId="Tablanormal">
-    <w:name w:val="Normal Table"/>
-    <w:uiPriority w:val="99"/>
-    <w:semiHidden/>
-    <w:unhideWhenUsed/>
-    <w:tblPr>
-      <w:tblInd w:w="0" w:type="dxa"/>
-      <w:tblCellMar>
-        <w:top w:w="0" w:type="dxa"/>
-        <w:left w:w="108" w:type="dxa"/>
-        <w:bottom w:w="0" w:type="dxa"/>
-        <w:right w:w="108" w:type="dxa"/>
-      </w:tblCellMar>
-    </w:tblPr>
-  </w:style>
-  <w:style w:type="numbering" w:default="1" w:styleId="Sinlista">
-    <w:name w:val="No List"/>
-    <w:uiPriority w:val="99"/>
-    <w:semiHidden/>
-    <w:unhideWhenUsed/>
-  </w:style>
-</w:styles>
-</file>
-
-<file path=word/glossary/webSettings.xml><?xml version="1.0" encoding="utf-8"?>
-<w:webSettings xmlns:mc="http://schemas.openxmlformats.org/markup-compatibility/2006" xmlns:r="http://schemas.openxmlformats.org/officeDocument/2006/relationships" xmlns:w="http://schemas.openxmlformats.org/wordprocessingml/2006/main" xmlns:w14="http://schemas.microsoft.com/office/word/2010/wordml" xmlns:w15="http://schemas.microsoft.com/office/word/2012/wordml" xmlns:w16se="http://schemas.microsoft.com/office/word/2015/wordml/symex" mc:Ignorable="w14 w15 w16se"/>
 </file>
 
 <file path=word/theme/theme1.xml><?xml version="1.0" encoding="utf-8"?>
@@ -9000,6 +8779,12 @@
 </file>
 
 <file path=customXml/item1.xml><?xml version="1.0" encoding="utf-8"?>
+<p:properties xmlns:p="http://schemas.microsoft.com/office/2006/metadata/properties" xmlns:xsi="http://www.w3.org/2001/XMLSchema-instance" xmlns:pc="http://schemas.microsoft.com/office/infopath/2007/PartnerControls">
+  <documentManagement/>
+</p:properties>
+</file>
+
+<file path=customXml/item2.xml><?xml version="1.0" encoding="utf-8"?>
 <ct:contentTypeSchema xmlns:ct="http://schemas.microsoft.com/office/2006/metadata/contentType" xmlns:ma="http://schemas.microsoft.com/office/2006/metadata/properties/metaAttributes" ct:_="" ma:_="" ma:contentTypeName="Documento" ma:contentTypeID="0x010100E96778489EE7714D8BD12CC105EB918B" ma:contentTypeVersion="2" ma:contentTypeDescription="Crear nuevo documento." ma:contentTypeScope="" ma:versionID="416c5c7ae9b5d54d83875cd3c65194e3">
   <xsd:schema xmlns:xsd="http://www.w3.org/2001/XMLSchema" xmlns:xs="http://www.w3.org/2001/XMLSchema" xmlns:p="http://schemas.microsoft.com/office/2006/metadata/properties" xmlns:ns2="126e8a1c-9ea9-435a-ac89-d06c80d62e30" targetNamespace="http://schemas.microsoft.com/office/2006/metadata/properties" ma:root="true" ma:fieldsID="70a237c842677bd850644f8595079f5e" ns2:_="">
     <xsd:import namespace="126e8a1c-9ea9-435a-ac89-d06c80d62e30"/>
@@ -9131,13 +8916,11 @@
 </ct:contentTypeSchema>
 </file>
 
-<file path=customXml/item2.xml><?xml version="1.0" encoding="utf-8"?>
-<p:properties xmlns:p="http://schemas.microsoft.com/office/2006/metadata/properties" xmlns:xsi="http://www.w3.org/2001/XMLSchema-instance" xmlns:pc="http://schemas.microsoft.com/office/infopath/2007/PartnerControls">
-  <documentManagement/>
-</p:properties>
+<file path=customXml/item3.xml><?xml version="1.0" encoding="utf-8"?>
+<b:Sources xmlns:b="http://schemas.openxmlformats.org/officeDocument/2006/bibliography" xmlns="http://schemas.openxmlformats.org/officeDocument/2006/bibliography" SelectedStyle="\APASixthEditionOfficeOnline.xsl" StyleName="APA" Version="6"/>
 </file>
 
-<file path=customXml/item3.xml><?xml version="1.0" encoding="utf-8"?>
+<file path=customXml/item4.xml><?xml version="1.0" encoding="utf-8"?>
 <?mso-contentType ?>
 <FormTemplates xmlns="http://schemas.microsoft.com/sharepoint/v3/contenttype/forms">
   <Display>DocumentLibraryForm</Display>
@@ -9146,11 +8929,16 @@
 </FormTemplates>
 </file>
 
-<file path=customXml/item4.xml><?xml version="1.0" encoding="utf-8"?>
-<b:Sources xmlns:b="http://schemas.openxmlformats.org/officeDocument/2006/bibliography" xmlns="http://schemas.openxmlformats.org/officeDocument/2006/bibliography" SelectedStyle="\APASixthEditionOfficeOnline.xsl" StyleName="APA" Version="6"/>
+<file path=customXml/itemProps1.xml><?xml version="1.0" encoding="utf-8"?>
+<ds:datastoreItem xmlns:ds="http://schemas.openxmlformats.org/officeDocument/2006/customXml" ds:itemID="{5F1783E3-BA1C-4CA3-8E32-C9B378BBED03}">
+  <ds:schemaRefs>
+    <ds:schemaRef ds:uri="http://schemas.microsoft.com/office/2006/metadata/properties"/>
+    <ds:schemaRef ds:uri="http://schemas.microsoft.com/office/infopath/2007/PartnerControls"/>
+  </ds:schemaRefs>
+</ds:datastoreItem>
 </file>
 
-<file path=customXml/itemProps1.xml><?xml version="1.0" encoding="utf-8"?>
+<file path=customXml/itemProps2.xml><?xml version="1.0" encoding="utf-8"?>
 <ds:datastoreItem xmlns:ds="http://schemas.openxmlformats.org/officeDocument/2006/customXml" ds:itemID="{DF0582E6-0C2C-40A6-8E3D-E410E41021C1}">
   <ds:schemaRefs>
     <ds:schemaRef ds:uri="http://schemas.microsoft.com/office/2006/metadata/contentType"/>
@@ -9168,34 +8956,18 @@
 </ds:datastoreItem>
 </file>
 
-<file path=customXml/itemProps2.xml><?xml version="1.0" encoding="utf-8"?>
-<ds:datastoreItem xmlns:ds="http://schemas.openxmlformats.org/officeDocument/2006/customXml" ds:itemID="{5F1783E3-BA1C-4CA3-8E32-C9B378BBED03}">
+<file path=customXml/itemProps3.xml><?xml version="1.0" encoding="utf-8"?>
+<ds:datastoreItem xmlns:ds="http://schemas.openxmlformats.org/officeDocument/2006/customXml" ds:itemID="{FBD61725-A60E-40F3-AB5D-0E7F797DD77D}">
   <ds:schemaRefs>
-    <ds:schemaRef ds:uri="http://schemas.openxmlformats.org/package/2006/metadata/core-properties"/>
-    <ds:schemaRef ds:uri="http://schemas.microsoft.com/office/infopath/2007/PartnerControls"/>
-    <ds:schemaRef ds:uri="http://purl.org/dc/elements/1.1/"/>
-    <ds:schemaRef ds:uri="http://schemas.microsoft.com/office/2006/documentManagement/types"/>
-    <ds:schemaRef ds:uri="http://schemas.microsoft.com/office/2006/metadata/properties"/>
-    <ds:schemaRef ds:uri="126e8a1c-9ea9-435a-ac89-d06c80d62e30"/>
-    <ds:schemaRef ds:uri="http://purl.org/dc/terms/"/>
-    <ds:schemaRef ds:uri="http://purl.org/dc/dcmitype/"/>
-    <ds:schemaRef ds:uri="http://www.w3.org/XML/1998/namespace"/>
+    <ds:schemaRef ds:uri="http://schemas.openxmlformats.org/officeDocument/2006/bibliography"/>
   </ds:schemaRefs>
 </ds:datastoreItem>
 </file>
 
-<file path=customXml/itemProps3.xml><?xml version="1.0" encoding="utf-8"?>
+<file path=customXml/itemProps4.xml><?xml version="1.0" encoding="utf-8"?>
 <ds:datastoreItem xmlns:ds="http://schemas.openxmlformats.org/officeDocument/2006/customXml" ds:itemID="{DABAA964-10BA-4DBC-ABF2-CDEAC0FAF7AA}">
   <ds:schemaRefs>
     <ds:schemaRef ds:uri="http://schemas.microsoft.com/sharepoint/v3/contenttype/forms"/>
   </ds:schemaRefs>
 </ds:datastoreItem>
-</file>
-
-<file path=customXml/itemProps4.xml><?xml version="1.0" encoding="utf-8"?>
-<ds:datastoreItem xmlns:ds="http://schemas.openxmlformats.org/officeDocument/2006/customXml" ds:itemID="{FBD61725-A60E-40F3-AB5D-0E7F797DD77D}">
-  <ds:schemaRefs>
-    <ds:schemaRef ds:uri="http://schemas.openxmlformats.org/officeDocument/2006/bibliography"/>
-  </ds:schemaRefs>
-</ds:datastoreItem>
 </file>